--- a/04_WIP/Drafts/Generative Insight Engine (GIE) WIP.docx
+++ b/04_WIP/Drafts/Generative Insight Engine (GIE) WIP.docx
@@ -1,6 +1,6 @@
 
 <file path=word/document.xml><?xml version="1.0" encoding="utf-8"?>
-<w:document xmlns:wp14="http://schemas.microsoft.com/office/word/2010/wordprocessingDrawing" xmlns:r="http://schemas.openxmlformats.org/officeDocument/2006/relationships" xmlns:wp="http://schemas.openxmlformats.org/drawingml/2006/wordprocessingDrawing" xmlns:w="http://schemas.openxmlformats.org/wordprocessingml/2006/main" xmlns:w10="urn:schemas-microsoft-com:office:word" xmlns:w14="http://schemas.microsoft.com/office/word/2010/wordml" xmlns:wps="http://schemas.microsoft.com/office/word/2010/wordprocessingShape" xmlns:wpg="http://schemas.microsoft.com/office/word/2010/wordprocessingGroup" xmlns:mc="http://schemas.openxmlformats.org/markup-compatibility/2006" xmlns:v="urn:schemas-microsoft-com:vml" xmlns:o="urn:schemas-microsoft-com:office:office" xmlns:m="http://schemas.openxmlformats.org/officeDocument/2006/math" mc:Ignorable="w14 wp14">
+<w:document xmlns:wpc="http://schemas.microsoft.com/office/word/2010/wordprocessingCanvas" xmlns:cx="http://schemas.microsoft.com/office/drawing/2014/chartex" xmlns:cx1="http://schemas.microsoft.com/office/drawing/2015/9/8/chartex" xmlns:cx2="http://schemas.microsoft.com/office/drawing/2015/10/21/chartex" xmlns:cx3="http://schemas.microsoft.com/office/drawing/2016/5/9/chartex" xmlns:cx4="http://schemas.microsoft.com/office/drawing/2016/5/10/chartex" xmlns:cx5="http://schemas.microsoft.com/office/drawing/2016/5/11/chartex" xmlns:cx6="http://schemas.microsoft.com/office/drawing/2016/5/12/chartex" xmlns:cx7="http://schemas.microsoft.com/office/drawing/2016/5/13/chartex" xmlns:cx8="http://schemas.microsoft.com/office/drawing/2016/5/14/chartex" xmlns:mc="http://schemas.openxmlformats.org/markup-compatibility/2006" xmlns:aink="http://schemas.microsoft.com/office/drawing/2016/ink" xmlns:am3d="http://schemas.microsoft.com/office/drawing/2017/model3d" xmlns:o="urn:schemas-microsoft-com:office:office" xmlns:oel="http://schemas.microsoft.com/office/2019/extlst" xmlns:r="http://schemas.openxmlformats.org/officeDocument/2006/relationships" xmlns:m="http://schemas.openxmlformats.org/officeDocument/2006/math" xmlns:v="urn:schemas-microsoft-com:vml" xmlns:wp14="http://schemas.microsoft.com/office/word/2010/wordprocessingDrawing" xmlns:wp="http://schemas.openxmlformats.org/drawingml/2006/wordprocessingDrawing" xmlns:w10="urn:schemas-microsoft-com:office:word" xmlns:w="http://schemas.openxmlformats.org/wordprocessingml/2006/main" xmlns:w14="http://schemas.microsoft.com/office/word/2010/wordml" xmlns:w15="http://schemas.microsoft.com/office/word/2012/wordml" xmlns:w16cex="http://schemas.microsoft.com/office/word/2018/wordml/cex" xmlns:w16cid="http://schemas.microsoft.com/office/word/2016/wordml/cid" xmlns:w16="http://schemas.microsoft.com/office/word/2018/wordml" xmlns:w16du="http://schemas.microsoft.com/office/word/2023/wordml/word16du" xmlns:w16sdtdh="http://schemas.microsoft.com/office/word/2020/wordml/sdtdatahash" xmlns:w16sdtfl="http://schemas.microsoft.com/office/word/2024/wordml/sdtformatlock" xmlns:w16se="http://schemas.microsoft.com/office/word/2015/wordml/symex" xmlns:wpg="http://schemas.microsoft.com/office/word/2010/wordprocessingGroup" xmlns:wpi="http://schemas.microsoft.com/office/word/2010/wordprocessingInk" xmlns:wne="http://schemas.microsoft.com/office/word/2006/wordml" xmlns:wps="http://schemas.microsoft.com/office/word/2010/wordprocessingShape" mc:Ignorable="w14 w15 w16se w16cid w16 w16cex w16sdtdh w16sdtfl w16du wp14">
   <w:body>
     <w:p>
       <w:pPr>
@@ -9,9 +9,9 @@
       </w:pPr>
       <w:r>
         <w:rPr>
-          <w:rFonts w:ascii="Times New Roman" w:hAnsi="Times New Roman" w:eastAsia="Times New Roman" w:cs="Times New Roman"/>
-          <w:b w:val="1"/>
-          <w:bCs w:val="1"/>
+          <w:rFonts w:ascii="Times New Roman" w:eastAsia="Times New Roman" w:hAnsi="Times New Roman" w:cs="Times New Roman"/>
+          <w:b/>
+          <w:bCs/>
           <w:sz w:val="48"/>
           <w:szCs w:val="48"/>
         </w:rPr>
@@ -25,7 +25,7 @@
       </w:pPr>
       <w:r>
         <w:rPr>
-          <w:rFonts w:ascii="Times New Roman" w:hAnsi="Times New Roman" w:eastAsia="Times New Roman" w:cs="Times New Roman"/>
+          <w:rFonts w:ascii="Times New Roman" w:eastAsia="Times New Roman" w:hAnsi="Times New Roman" w:cs="Times New Roman"/>
           <w:sz w:val="18"/>
           <w:szCs w:val="18"/>
         </w:rPr>
@@ -39,7 +39,7 @@
       </w:pPr>
       <w:r>
         <w:rPr>
-          <w:rFonts w:ascii="Times New Roman" w:hAnsi="Times New Roman" w:eastAsia="Times New Roman" w:cs="Times New Roman"/>
+          <w:rFonts w:ascii="Times New Roman" w:eastAsia="Times New Roman" w:hAnsi="Times New Roman" w:cs="Times New Roman"/>
           <w:sz w:val="18"/>
           <w:szCs w:val="18"/>
         </w:rPr>
@@ -53,7 +53,7 @@
       </w:pPr>
       <w:r>
         <w:rPr>
-          <w:rFonts w:ascii="Times New Roman" w:hAnsi="Times New Roman" w:eastAsia="Times New Roman" w:cs="Times New Roman"/>
+          <w:rFonts w:ascii="Times New Roman" w:eastAsia="Times New Roman" w:hAnsi="Times New Roman" w:cs="Times New Roman"/>
           <w:sz w:val="18"/>
           <w:szCs w:val="18"/>
         </w:rPr>
@@ -67,7 +67,7 @@
       </w:pPr>
       <w:r>
         <w:rPr>
-          <w:rFonts w:ascii="Times New Roman" w:hAnsi="Times New Roman" w:eastAsia="Times New Roman" w:cs="Times New Roman"/>
+          <w:rFonts w:ascii="Times New Roman" w:eastAsia="Times New Roman" w:hAnsi="Times New Roman" w:cs="Times New Roman"/>
           <w:sz w:val="18"/>
           <w:szCs w:val="18"/>
         </w:rPr>
@@ -79,39 +79,17 @@
         <w:pStyle w:val="Default"/>
         <w:spacing w:line="276" w:lineRule="auto"/>
       </w:pPr>
-      <w:r>
-        <w:rPr>
-          <w:rFonts w:ascii="Times New Roman" w:hAnsi="Times New Roman" w:eastAsia="Times New Roman" w:cs="Times New Roman"/>
-          <w:sz w:val="18"/>
-          <w:szCs w:val="18"/>
-        </w:rPr>
-        <w:t>April 2026</w:t>
-      </w:r>
-    </w:p>
-    <w:p>
-      <w:pPr>
-        <w:pStyle w:val="Default"/>
-        <w:spacing w:line="276" w:lineRule="auto"/>
-      </w:pPr>
-      <w:r>
-        <w:rPr>
-          <w:rFonts w:ascii="Times New Roman" w:hAnsi="Times New Roman" w:eastAsia="Times New Roman" w:cs="Times New Roman"/>
-          <w:sz w:val="18"/>
-          <w:szCs w:val="18"/>
-        </w:rPr>
-        <w:t xml:space="preserve"> </w:t>
-      </w:r>
-    </w:p>
-    <w:p>
-      <w:pPr>
-        <w:pStyle w:val="Default"/>
-        <w:spacing w:line="276" w:lineRule="auto"/>
-      </w:pPr>
-      <w:r>
-        <w:rPr>
-          <w:rFonts w:ascii="Times New Roman" w:hAnsi="Times New Roman" w:eastAsia="Times New Roman" w:cs="Times New Roman"/>
-          <w:b w:val="1"/>
-          <w:bCs w:val="1"/>
+    </w:p>
+    <w:p>
+      <w:pPr>
+        <w:pStyle w:val="Default"/>
+        <w:spacing w:line="276" w:lineRule="auto"/>
+      </w:pPr>
+      <w:r>
+        <w:rPr>
+          <w:rFonts w:ascii="Times New Roman" w:eastAsia="Times New Roman" w:hAnsi="Times New Roman" w:cs="Times New Roman"/>
+          <w:b/>
+          <w:bCs/>
           <w:sz w:val="26"/>
           <w:szCs w:val="26"/>
         </w:rPr>
@@ -125,7 +103,7 @@
       </w:pPr>
       <w:r>
         <w:rPr>
-          <w:rFonts w:ascii="Times New Roman" w:hAnsi="Times New Roman" w:eastAsia="Times New Roman" w:cs="Times New Roman"/>
+          <w:rFonts w:ascii="Times New Roman" w:eastAsia="Times New Roman" w:hAnsi="Times New Roman" w:cs="Times New Roman"/>
           <w:sz w:val="18"/>
           <w:szCs w:val="18"/>
         </w:rPr>
@@ -139,7 +117,7 @@
       </w:pPr>
       <w:r>
         <w:rPr>
-          <w:rFonts w:ascii="Times New Roman" w:hAnsi="Times New Roman" w:eastAsia="Times New Roman" w:cs="Times New Roman"/>
+          <w:rFonts w:ascii="Times New Roman" w:eastAsia="Times New Roman" w:hAnsi="Times New Roman" w:cs="Times New Roman"/>
           <w:sz w:val="18"/>
           <w:szCs w:val="18"/>
         </w:rPr>
@@ -153,7 +131,7 @@
       </w:pPr>
       <w:r>
         <w:rPr>
-          <w:rFonts w:ascii="Times New Roman" w:hAnsi="Times New Roman" w:eastAsia="Times New Roman" w:cs="Times New Roman"/>
+          <w:rFonts w:ascii="Times New Roman" w:eastAsia="Times New Roman" w:hAnsi="Times New Roman" w:cs="Times New Roman"/>
           <w:sz w:val="18"/>
           <w:szCs w:val="18"/>
         </w:rPr>
@@ -167,7 +145,7 @@
       </w:pPr>
       <w:r>
         <w:rPr>
-          <w:rFonts w:ascii="Times New Roman" w:hAnsi="Times New Roman" w:eastAsia="Times New Roman" w:cs="Times New Roman"/>
+          <w:rFonts w:ascii="Times New Roman" w:eastAsia="Times New Roman" w:hAnsi="Times New Roman" w:cs="Times New Roman"/>
           <w:sz w:val="18"/>
           <w:szCs w:val="18"/>
         </w:rPr>
@@ -181,7 +159,7 @@
       </w:pPr>
       <w:r>
         <w:rPr>
-          <w:rFonts w:ascii="Times New Roman" w:hAnsi="Times New Roman" w:eastAsia="Times New Roman" w:cs="Times New Roman"/>
+          <w:rFonts w:ascii="Times New Roman" w:eastAsia="Times New Roman" w:hAnsi="Times New Roman" w:cs="Times New Roman"/>
           <w:sz w:val="18"/>
           <w:szCs w:val="18"/>
         </w:rPr>
@@ -195,9 +173,9 @@
       </w:pPr>
       <w:r>
         <w:rPr>
-          <w:rFonts w:ascii="Times New Roman" w:hAnsi="Times New Roman" w:eastAsia="Times New Roman" w:cs="Times New Roman"/>
-          <w:b w:val="1"/>
-          <w:bCs w:val="1"/>
+          <w:rFonts w:ascii="Times New Roman" w:eastAsia="Times New Roman" w:hAnsi="Times New Roman" w:cs="Times New Roman"/>
+          <w:b/>
+          <w:bCs/>
           <w:sz w:val="26"/>
           <w:szCs w:val="26"/>
         </w:rPr>
@@ -211,7 +189,7 @@
       </w:pPr>
       <w:r>
         <w:rPr>
-          <w:rFonts w:ascii="Times New Roman" w:hAnsi="Times New Roman" w:eastAsia="Times New Roman" w:cs="Times New Roman"/>
+          <w:rFonts w:ascii="Times New Roman" w:eastAsia="Times New Roman" w:hAnsi="Times New Roman" w:cs="Times New Roman"/>
           <w:sz w:val="18"/>
           <w:szCs w:val="18"/>
         </w:rPr>
@@ -225,7 +203,7 @@
       </w:pPr>
       <w:r>
         <w:rPr>
-          <w:rFonts w:ascii="Times New Roman" w:hAnsi="Times New Roman" w:eastAsia="Times New Roman" w:cs="Times New Roman"/>
+          <w:rFonts w:ascii="Times New Roman" w:eastAsia="Times New Roman" w:hAnsi="Times New Roman" w:cs="Times New Roman"/>
           <w:sz w:val="18"/>
           <w:szCs w:val="18"/>
         </w:rPr>
@@ -239,7 +217,7 @@
       </w:pPr>
       <w:r>
         <w:rPr>
-          <w:rFonts w:ascii="Times New Roman" w:hAnsi="Times New Roman" w:eastAsia="Times New Roman" w:cs="Times New Roman"/>
+          <w:rFonts w:ascii="Times New Roman" w:eastAsia="Times New Roman" w:hAnsi="Times New Roman" w:cs="Times New Roman"/>
           <w:sz w:val="18"/>
           <w:szCs w:val="18"/>
         </w:rPr>
@@ -253,7 +231,7 @@
       </w:pPr>
       <w:r>
         <w:rPr>
-          <w:rFonts w:ascii="Times New Roman" w:hAnsi="Times New Roman" w:eastAsia="Times New Roman" w:cs="Times New Roman"/>
+          <w:rFonts w:ascii="Times New Roman" w:eastAsia="Times New Roman" w:hAnsi="Times New Roman" w:cs="Times New Roman"/>
           <w:sz w:val="18"/>
           <w:szCs w:val="18"/>
         </w:rPr>
@@ -267,9 +245,9 @@
       </w:pPr>
       <w:r>
         <w:rPr>
-          <w:rFonts w:ascii="Times New Roman" w:hAnsi="Times New Roman" w:eastAsia="Times New Roman" w:cs="Times New Roman"/>
-          <w:b w:val="1"/>
-          <w:bCs w:val="1"/>
+          <w:rFonts w:ascii="Times New Roman" w:eastAsia="Times New Roman" w:hAnsi="Times New Roman" w:cs="Times New Roman"/>
+          <w:b/>
+          <w:bCs/>
           <w:sz w:val="26"/>
           <w:szCs w:val="26"/>
         </w:rPr>
@@ -283,10 +261,11 @@
       </w:pPr>
       <w:r>
         <w:rPr>
-          <w:rFonts w:ascii="Times New Roman" w:hAnsi="Times New Roman" w:eastAsia="Times New Roman" w:cs="Times New Roman"/>
-          <w:sz w:val="18"/>
-          <w:szCs w:val="18"/>
-        </w:rPr>
+          <w:rFonts w:ascii="Times New Roman" w:eastAsia="Times New Roman" w:hAnsi="Times New Roman" w:cs="Times New Roman"/>
+          <w:sz w:val="18"/>
+          <w:szCs w:val="18"/>
+        </w:rPr>
+        <w:lastRenderedPageBreak/>
         <w:t>At the heart of GIE is the Generative Insight Node (GIN), a distributed neurodynamic hub (primarily involving anterior cingulate, prefrontal, and default-mode networks) that continuously monitors generative-model competition and initiates resonance when surprise and affective charge converge.</w:t>
       </w:r>
     </w:p>
@@ -297,7 +276,7 @@
       </w:pPr>
       <w:r>
         <w:rPr>
-          <w:rFonts w:ascii="Times New Roman" w:hAnsi="Times New Roman" w:eastAsia="Times New Roman" w:cs="Times New Roman"/>
+          <w:rFonts w:ascii="Times New Roman" w:eastAsia="Times New Roman" w:hAnsi="Times New Roman" w:cs="Times New Roman"/>
           <w:sz w:val="18"/>
           <w:szCs w:val="18"/>
         </w:rPr>
@@ -312,13 +291,12 @@
           <w:numId w:val="2"/>
         </w:numPr>
         <w:spacing w:line="276" w:lineRule="auto"/>
-        <w:rPr/>
-      </w:pPr>
-      <w:r>
-        <w:rPr>
-          <w:rFonts w:ascii="Times New Roman" w:hAnsi="Times New Roman" w:eastAsia="Times New Roman" w:cs="Times New Roman"/>
-          <w:b w:val="1"/>
-          <w:bCs w:val="1"/>
+      </w:pPr>
+      <w:r>
+        <w:rPr>
+          <w:rFonts w:eastAsia="Times New Roman"/>
+          <w:b/>
+          <w:bCs/>
           <w:sz w:val="18"/>
           <w:szCs w:val="18"/>
         </w:rPr>
@@ -326,7 +304,7 @@
       </w:r>
       <w:r>
         <w:rPr>
-          <w:rFonts w:ascii="Times New Roman" w:hAnsi="Times New Roman" w:eastAsia="Times New Roman" w:cs="Times New Roman"/>
+          <w:rFonts w:eastAsia="Times New Roman"/>
           <w:sz w:val="18"/>
           <w:szCs w:val="18"/>
         </w:rPr>
@@ -341,13 +319,12 @@
           <w:numId w:val="2"/>
         </w:numPr>
         <w:spacing w:line="276" w:lineRule="auto"/>
-        <w:rPr/>
-      </w:pPr>
-      <w:r>
-        <w:rPr>
-          <w:rFonts w:ascii="Times New Roman" w:hAnsi="Times New Roman" w:eastAsia="Times New Roman" w:cs="Times New Roman"/>
-          <w:b w:val="1"/>
-          <w:bCs w:val="1"/>
+      </w:pPr>
+      <w:r>
+        <w:rPr>
+          <w:rFonts w:eastAsia="Times New Roman"/>
+          <w:b/>
+          <w:bCs/>
           <w:sz w:val="18"/>
           <w:szCs w:val="18"/>
         </w:rPr>
@@ -355,7 +332,7 @@
       </w:r>
       <w:r>
         <w:rPr>
-          <w:rFonts w:ascii="Times New Roman" w:hAnsi="Times New Roman" w:eastAsia="Times New Roman" w:cs="Times New Roman"/>
+          <w:rFonts w:eastAsia="Times New Roman"/>
           <w:sz w:val="18"/>
           <w:szCs w:val="18"/>
         </w:rPr>
@@ -370,13 +347,12 @@
           <w:numId w:val="2"/>
         </w:numPr>
         <w:spacing w:line="276" w:lineRule="auto"/>
-        <w:rPr/>
-      </w:pPr>
-      <w:r>
-        <w:rPr>
-          <w:rFonts w:ascii="Times New Roman" w:hAnsi="Times New Roman" w:eastAsia="Times New Roman" w:cs="Times New Roman"/>
-          <w:b w:val="1"/>
-          <w:bCs w:val="1"/>
+      </w:pPr>
+      <w:r>
+        <w:rPr>
+          <w:rFonts w:eastAsia="Times New Roman"/>
+          <w:b/>
+          <w:bCs/>
           <w:sz w:val="18"/>
           <w:szCs w:val="18"/>
         </w:rPr>
@@ -384,7 +360,7 @@
       </w:r>
       <w:r>
         <w:rPr>
-          <w:rFonts w:ascii="Times New Roman" w:hAnsi="Times New Roman" w:eastAsia="Times New Roman" w:cs="Times New Roman"/>
+          <w:rFonts w:eastAsia="Times New Roman"/>
           <w:sz w:val="18"/>
           <w:szCs w:val="18"/>
         </w:rPr>
@@ -398,7 +374,7 @@
       </w:pPr>
       <w:r>
         <w:rPr>
-          <w:rFonts w:ascii="Times New Roman" w:hAnsi="Times New Roman" w:eastAsia="Times New Roman" w:cs="Times New Roman"/>
+          <w:rFonts w:ascii="Times New Roman" w:eastAsia="Times New Roman" w:hAnsi="Times New Roman" w:cs="Times New Roman"/>
           <w:sz w:val="18"/>
           <w:szCs w:val="18"/>
         </w:rPr>
@@ -412,9 +388,9 @@
       </w:pPr>
       <w:r>
         <w:rPr>
-          <w:rFonts w:ascii="Times New Roman" w:hAnsi="Times New Roman" w:eastAsia="Times New Roman" w:cs="Times New Roman"/>
-          <w:b w:val="1"/>
-          <w:bCs w:val="1"/>
+          <w:rFonts w:ascii="Times New Roman" w:eastAsia="Times New Roman" w:hAnsi="Times New Roman" w:cs="Times New Roman"/>
+          <w:b/>
+          <w:bCs/>
           <w:sz w:val="18"/>
           <w:szCs w:val="18"/>
         </w:rPr>
@@ -428,7 +404,7 @@
       </w:pPr>
       <w:r>
         <w:rPr>
-          <w:rFonts w:ascii="Times New Roman" w:hAnsi="Times New Roman" w:eastAsia="Times New Roman" w:cs="Times New Roman"/>
+          <w:rFonts w:ascii="Times New Roman" w:eastAsia="Times New Roman" w:hAnsi="Times New Roman" w:cs="Times New Roman"/>
           <w:sz w:val="18"/>
           <w:szCs w:val="18"/>
         </w:rPr>
@@ -442,7 +418,7 @@
       </w:pPr>
       <w:r>
         <w:rPr>
-          <w:rFonts w:ascii="Times New Roman" w:hAnsi="Times New Roman" w:eastAsia="Times New Roman" w:cs="Times New Roman"/>
+          <w:rFonts w:ascii="Times New Roman" w:eastAsia="Times New Roman" w:hAnsi="Times New Roman" w:cs="Times New Roman"/>
           <w:sz w:val="18"/>
           <w:szCs w:val="18"/>
         </w:rPr>
@@ -456,7 +432,7 @@
       </w:pPr>
       <w:r>
         <w:rPr>
-          <w:rFonts w:ascii="Times New Roman" w:hAnsi="Times New Roman" w:eastAsia="Times New Roman" w:cs="Times New Roman"/>
+          <w:rFonts w:ascii="Times New Roman" w:eastAsia="Times New Roman" w:hAnsi="Times New Roman" w:cs="Times New Roman"/>
           <w:sz w:val="18"/>
           <w:szCs w:val="18"/>
         </w:rPr>
@@ -470,9 +446,9 @@
       </w:pPr>
       <w:r>
         <w:rPr>
-          <w:rFonts w:ascii="Times New Roman" w:hAnsi="Times New Roman" w:eastAsia="Times New Roman" w:cs="Times New Roman"/>
-          <w:b w:val="1"/>
-          <w:bCs w:val="1"/>
+          <w:rFonts w:ascii="Times New Roman" w:eastAsia="Times New Roman" w:hAnsi="Times New Roman" w:cs="Times New Roman"/>
+          <w:b/>
+          <w:bCs/>
           <w:sz w:val="26"/>
           <w:szCs w:val="26"/>
         </w:rPr>
@@ -486,7 +462,7 @@
       </w:pPr>
       <w:r>
         <w:rPr>
-          <w:rFonts w:ascii="Times New Roman" w:hAnsi="Times New Roman" w:eastAsia="Times New Roman" w:cs="Times New Roman"/>
+          <w:rFonts w:ascii="Times New Roman" w:eastAsia="Times New Roman" w:hAnsi="Times New Roman" w:cs="Times New Roman"/>
           <w:sz w:val="18"/>
           <w:szCs w:val="18"/>
         </w:rPr>
@@ -500,7 +476,7 @@
       </w:pPr>
       <w:r>
         <w:rPr>
-          <w:rFonts w:ascii="Times New Roman" w:hAnsi="Times New Roman" w:eastAsia="Times New Roman" w:cs="Times New Roman"/>
+          <w:rFonts w:ascii="Times New Roman" w:eastAsia="Times New Roman" w:hAnsi="Times New Roman" w:cs="Times New Roman"/>
           <w:sz w:val="18"/>
           <w:szCs w:val="18"/>
         </w:rPr>
@@ -514,9 +490,9 @@
       </w:pPr>
       <w:r>
         <w:rPr>
-          <w:rFonts w:ascii="Times New Roman" w:hAnsi="Times New Roman" w:eastAsia="Times New Roman" w:cs="Times New Roman"/>
-          <w:b w:val="1"/>
-          <w:bCs w:val="1"/>
+          <w:rFonts w:ascii="Times New Roman" w:eastAsia="Times New Roman" w:hAnsi="Times New Roman" w:cs="Times New Roman"/>
+          <w:b/>
+          <w:bCs/>
           <w:sz w:val="22"/>
           <w:szCs w:val="22"/>
         </w:rPr>
@@ -530,7 +506,7 @@
       </w:pPr>
       <w:r>
         <w:rPr>
-          <w:rFonts w:ascii="Times New Roman" w:hAnsi="Times New Roman" w:eastAsia="Times New Roman" w:cs="Times New Roman"/>
+          <w:rFonts w:ascii="Times New Roman" w:eastAsia="Times New Roman" w:hAnsi="Times New Roman" w:cs="Times New Roman"/>
           <w:sz w:val="18"/>
           <w:szCs w:val="18"/>
         </w:rPr>
@@ -544,7 +520,7 @@
       </w:pPr>
       <w:r>
         <w:rPr>
-          <w:rFonts w:ascii="Times New Roman" w:hAnsi="Times New Roman" w:eastAsia="Times New Roman" w:cs="Times New Roman"/>
+          <w:rFonts w:ascii="Times New Roman" w:eastAsia="Times New Roman" w:hAnsi="Times New Roman" w:cs="Times New Roman"/>
           <w:sz w:val="18"/>
           <w:szCs w:val="18"/>
         </w:rPr>
@@ -558,9 +534,9 @@
       </w:pPr>
       <w:r>
         <w:rPr>
-          <w:rFonts w:ascii="Times New Roman" w:hAnsi="Times New Roman" w:eastAsia="Times New Roman" w:cs="Times New Roman"/>
-          <w:b w:val="1"/>
-          <w:bCs w:val="1"/>
+          <w:rFonts w:ascii="Times New Roman" w:eastAsia="Times New Roman" w:hAnsi="Times New Roman" w:cs="Times New Roman"/>
+          <w:b/>
+          <w:bCs/>
           <w:sz w:val="22"/>
           <w:szCs w:val="22"/>
         </w:rPr>
@@ -574,7 +550,7 @@
       </w:pPr>
       <w:r>
         <w:rPr>
-          <w:rFonts w:ascii="Times New Roman" w:hAnsi="Times New Roman" w:eastAsia="Times New Roman" w:cs="Times New Roman"/>
+          <w:rFonts w:ascii="Times New Roman" w:eastAsia="Times New Roman" w:hAnsi="Times New Roman" w:cs="Times New Roman"/>
           <w:sz w:val="18"/>
           <w:szCs w:val="18"/>
         </w:rPr>
@@ -588,7 +564,7 @@
       </w:pPr>
       <w:r>
         <w:rPr>
-          <w:rFonts w:ascii="Times New Roman" w:hAnsi="Times New Roman" w:eastAsia="Times New Roman" w:cs="Times New Roman"/>
+          <w:rFonts w:ascii="Times New Roman" w:eastAsia="Times New Roman" w:hAnsi="Times New Roman" w:cs="Times New Roman"/>
           <w:sz w:val="18"/>
           <w:szCs w:val="18"/>
         </w:rPr>
@@ -602,9 +578,9 @@
       </w:pPr>
       <w:r>
         <w:rPr>
-          <w:rFonts w:ascii="Times New Roman" w:hAnsi="Times New Roman" w:eastAsia="Times New Roman" w:cs="Times New Roman"/>
-          <w:b w:val="1"/>
-          <w:bCs w:val="1"/>
+          <w:rFonts w:ascii="Times New Roman" w:eastAsia="Times New Roman" w:hAnsi="Times New Roman" w:cs="Times New Roman"/>
+          <w:b/>
+          <w:bCs/>
           <w:sz w:val="22"/>
           <w:szCs w:val="22"/>
         </w:rPr>
@@ -618,7 +594,7 @@
       </w:pPr>
       <w:r>
         <w:rPr>
-          <w:rFonts w:ascii="Times New Roman" w:hAnsi="Times New Roman" w:eastAsia="Times New Roman" w:cs="Times New Roman"/>
+          <w:rFonts w:ascii="Times New Roman" w:eastAsia="Times New Roman" w:hAnsi="Times New Roman" w:cs="Times New Roman"/>
           <w:sz w:val="18"/>
           <w:szCs w:val="18"/>
         </w:rPr>
@@ -632,7 +608,7 @@
       </w:pPr>
       <w:r>
         <w:rPr>
-          <w:rFonts w:ascii="Times New Roman" w:hAnsi="Times New Roman" w:eastAsia="Times New Roman" w:cs="Times New Roman"/>
+          <w:rFonts w:ascii="Times New Roman" w:eastAsia="Times New Roman" w:hAnsi="Times New Roman" w:cs="Times New Roman"/>
           <w:sz w:val="18"/>
           <w:szCs w:val="18"/>
         </w:rPr>
@@ -646,9 +622,9 @@
       </w:pPr>
       <w:r>
         <w:rPr>
-          <w:rFonts w:ascii="Times New Roman" w:hAnsi="Times New Roman" w:eastAsia="Times New Roman" w:cs="Times New Roman"/>
-          <w:b w:val="1"/>
-          <w:bCs w:val="1"/>
+          <w:rFonts w:ascii="Times New Roman" w:eastAsia="Times New Roman" w:hAnsi="Times New Roman" w:cs="Times New Roman"/>
+          <w:b/>
+          <w:bCs/>
           <w:sz w:val="22"/>
           <w:szCs w:val="22"/>
         </w:rPr>
@@ -662,7 +638,7 @@
       </w:pPr>
       <w:r>
         <w:rPr>
-          <w:rFonts w:ascii="Times New Roman" w:hAnsi="Times New Roman" w:eastAsia="Times New Roman" w:cs="Times New Roman"/>
+          <w:rFonts w:ascii="Times New Roman" w:eastAsia="Times New Roman" w:hAnsi="Times New Roman" w:cs="Times New Roman"/>
           <w:sz w:val="18"/>
           <w:szCs w:val="18"/>
         </w:rPr>
@@ -676,7 +652,7 @@
       </w:pPr>
       <w:r>
         <w:rPr>
-          <w:rFonts w:ascii="Times New Roman" w:hAnsi="Times New Roman" w:eastAsia="Times New Roman" w:cs="Times New Roman"/>
+          <w:rFonts w:ascii="Times New Roman" w:eastAsia="Times New Roman" w:hAnsi="Times New Roman" w:cs="Times New Roman"/>
           <w:sz w:val="18"/>
           <w:szCs w:val="18"/>
         </w:rPr>
@@ -690,10 +666,11 @@
       </w:pPr>
       <w:r>
         <w:rPr>
-          <w:rFonts w:ascii="Times New Roman" w:hAnsi="Times New Roman" w:eastAsia="Times New Roman" w:cs="Times New Roman"/>
-          <w:sz w:val="18"/>
-          <w:szCs w:val="18"/>
-        </w:rPr>
+          <w:rFonts w:ascii="Times New Roman" w:eastAsia="Times New Roman" w:hAnsi="Times New Roman" w:cs="Times New Roman"/>
+          <w:sz w:val="18"/>
+          <w:szCs w:val="18"/>
+        </w:rPr>
+        <w:lastRenderedPageBreak/>
         <w:t xml:space="preserve"> </w:t>
       </w:r>
     </w:p>
@@ -704,9 +681,9 @@
       </w:pPr>
       <w:r>
         <w:rPr>
-          <w:rFonts w:ascii="Times New Roman" w:hAnsi="Times New Roman" w:eastAsia="Times New Roman" w:cs="Times New Roman"/>
-          <w:b w:val="1"/>
-          <w:bCs w:val="1"/>
+          <w:rFonts w:ascii="Times New Roman" w:eastAsia="Times New Roman" w:hAnsi="Times New Roman" w:cs="Times New Roman"/>
+          <w:b/>
+          <w:bCs/>
           <w:sz w:val="26"/>
           <w:szCs w:val="26"/>
         </w:rPr>
@@ -720,7 +697,7 @@
       </w:pPr>
       <w:r>
         <w:rPr>
-          <w:rFonts w:ascii="Times New Roman" w:hAnsi="Times New Roman" w:eastAsia="Times New Roman" w:cs="Times New Roman"/>
+          <w:rFonts w:ascii="Times New Roman" w:eastAsia="Times New Roman" w:hAnsi="Times New Roman" w:cs="Times New Roman"/>
           <w:sz w:val="18"/>
           <w:szCs w:val="18"/>
         </w:rPr>
@@ -734,7 +711,7 @@
       </w:pPr>
       <w:r>
         <w:rPr>
-          <w:rFonts w:ascii="Times New Roman" w:hAnsi="Times New Roman" w:eastAsia="Times New Roman" w:cs="Times New Roman"/>
+          <w:rFonts w:ascii="Times New Roman" w:eastAsia="Times New Roman" w:hAnsi="Times New Roman" w:cs="Times New Roman"/>
           <w:sz w:val="18"/>
           <w:szCs w:val="18"/>
         </w:rPr>
@@ -748,9 +725,9 @@
       </w:pPr>
       <w:r>
         <w:rPr>
-          <w:rFonts w:ascii="Times New Roman" w:hAnsi="Times New Roman" w:eastAsia="Times New Roman" w:cs="Times New Roman"/>
-          <w:b w:val="1"/>
-          <w:bCs w:val="1"/>
+          <w:rFonts w:ascii="Times New Roman" w:eastAsia="Times New Roman" w:hAnsi="Times New Roman" w:cs="Times New Roman"/>
+          <w:b/>
+          <w:bCs/>
           <w:sz w:val="22"/>
           <w:szCs w:val="22"/>
         </w:rPr>
@@ -764,7 +741,7 @@
       </w:pPr>
       <w:r>
         <w:rPr>
-          <w:rFonts w:ascii="Times New Roman" w:hAnsi="Times New Roman" w:eastAsia="Times New Roman" w:cs="Times New Roman"/>
+          <w:rFonts w:ascii="Times New Roman" w:eastAsia="Times New Roman" w:hAnsi="Times New Roman" w:cs="Times New Roman"/>
           <w:sz w:val="18"/>
           <w:szCs w:val="18"/>
         </w:rPr>
@@ -778,7 +755,7 @@
       </w:pPr>
       <w:r>
         <w:rPr>
-          <w:rFonts w:ascii="Times New Roman" w:hAnsi="Times New Roman" w:eastAsia="Times New Roman" w:cs="Times New Roman"/>
+          <w:rFonts w:ascii="Times New Roman" w:eastAsia="Times New Roman" w:hAnsi="Times New Roman" w:cs="Times New Roman"/>
           <w:sz w:val="18"/>
           <w:szCs w:val="18"/>
         </w:rPr>
@@ -792,9 +769,9 @@
       </w:pPr>
       <w:r>
         <w:rPr>
-          <w:rFonts w:ascii="Times New Roman" w:hAnsi="Times New Roman" w:eastAsia="Times New Roman" w:cs="Times New Roman"/>
-          <w:b w:val="1"/>
-          <w:bCs w:val="1"/>
+          <w:rFonts w:ascii="Times New Roman" w:eastAsia="Times New Roman" w:hAnsi="Times New Roman" w:cs="Times New Roman"/>
+          <w:b/>
+          <w:bCs/>
           <w:sz w:val="22"/>
           <w:szCs w:val="22"/>
         </w:rPr>
@@ -808,7 +785,7 @@
       </w:pPr>
       <w:r>
         <w:rPr>
-          <w:rFonts w:ascii="Times New Roman" w:hAnsi="Times New Roman" w:eastAsia="Times New Roman" w:cs="Times New Roman"/>
+          <w:rFonts w:ascii="Times New Roman" w:eastAsia="Times New Roman" w:hAnsi="Times New Roman" w:cs="Times New Roman"/>
           <w:sz w:val="18"/>
           <w:szCs w:val="18"/>
         </w:rPr>
@@ -822,7 +799,7 @@
       </w:pPr>
       <w:r>
         <w:rPr>
-          <w:rFonts w:ascii="Times New Roman" w:hAnsi="Times New Roman" w:eastAsia="Times New Roman" w:cs="Times New Roman"/>
+          <w:rFonts w:ascii="Times New Roman" w:eastAsia="Times New Roman" w:hAnsi="Times New Roman" w:cs="Times New Roman"/>
           <w:sz w:val="18"/>
           <w:szCs w:val="18"/>
         </w:rPr>
@@ -836,9 +813,9 @@
       </w:pPr>
       <w:r>
         <w:rPr>
-          <w:rFonts w:ascii="Times New Roman" w:hAnsi="Times New Roman" w:eastAsia="Times New Roman" w:cs="Times New Roman"/>
-          <w:b w:val="1"/>
-          <w:bCs w:val="1"/>
+          <w:rFonts w:ascii="Times New Roman" w:eastAsia="Times New Roman" w:hAnsi="Times New Roman" w:cs="Times New Roman"/>
+          <w:b/>
+          <w:bCs/>
           <w:sz w:val="22"/>
           <w:szCs w:val="22"/>
         </w:rPr>
@@ -852,7 +829,7 @@
       </w:pPr>
       <w:r>
         <w:rPr>
-          <w:rFonts w:ascii="Times New Roman" w:hAnsi="Times New Roman" w:eastAsia="Times New Roman" w:cs="Times New Roman"/>
+          <w:rFonts w:ascii="Times New Roman" w:eastAsia="Times New Roman" w:hAnsi="Times New Roman" w:cs="Times New Roman"/>
           <w:sz w:val="18"/>
           <w:szCs w:val="18"/>
         </w:rPr>
@@ -866,7 +843,7 @@
       </w:pPr>
       <w:r>
         <w:rPr>
-          <w:rFonts w:ascii="Times New Roman" w:hAnsi="Times New Roman" w:eastAsia="Times New Roman" w:cs="Times New Roman"/>
+          <w:rFonts w:ascii="Times New Roman" w:eastAsia="Times New Roman" w:hAnsi="Times New Roman" w:cs="Times New Roman"/>
           <w:sz w:val="18"/>
           <w:szCs w:val="18"/>
         </w:rPr>
@@ -880,9 +857,9 @@
       </w:pPr>
       <w:r>
         <w:rPr>
-          <w:rFonts w:ascii="Times New Roman" w:hAnsi="Times New Roman" w:eastAsia="Times New Roman" w:cs="Times New Roman"/>
-          <w:b w:val="1"/>
-          <w:bCs w:val="1"/>
+          <w:rFonts w:ascii="Times New Roman" w:eastAsia="Times New Roman" w:hAnsi="Times New Roman" w:cs="Times New Roman"/>
+          <w:b/>
+          <w:bCs/>
           <w:sz w:val="22"/>
           <w:szCs w:val="22"/>
         </w:rPr>
@@ -896,7 +873,7 @@
       </w:pPr>
       <w:r>
         <w:rPr>
-          <w:rFonts w:ascii="Times New Roman" w:hAnsi="Times New Roman" w:eastAsia="Times New Roman" w:cs="Times New Roman"/>
+          <w:rFonts w:ascii="Times New Roman" w:eastAsia="Times New Roman" w:hAnsi="Times New Roman" w:cs="Times New Roman"/>
           <w:sz w:val="18"/>
           <w:szCs w:val="18"/>
         </w:rPr>
@@ -910,7 +887,7 @@
       </w:pPr>
       <w:r>
         <w:rPr>
-          <w:rFonts w:ascii="Times New Roman" w:hAnsi="Times New Roman" w:eastAsia="Times New Roman" w:cs="Times New Roman"/>
+          <w:rFonts w:ascii="Times New Roman" w:eastAsia="Times New Roman" w:hAnsi="Times New Roman" w:cs="Times New Roman"/>
           <w:sz w:val="18"/>
           <w:szCs w:val="18"/>
         </w:rPr>
@@ -924,7 +901,7 @@
       </w:pPr>
       <w:r>
         <w:rPr>
-          <w:rFonts w:ascii="Times New Roman" w:hAnsi="Times New Roman" w:eastAsia="Times New Roman" w:cs="Times New Roman"/>
+          <w:rFonts w:ascii="Times New Roman" w:eastAsia="Times New Roman" w:hAnsi="Times New Roman" w:cs="Times New Roman"/>
           <w:sz w:val="18"/>
           <w:szCs w:val="18"/>
         </w:rPr>
@@ -938,7 +915,7 @@
       </w:pPr>
       <w:r>
         <w:rPr>
-          <w:rFonts w:ascii="Times New Roman" w:hAnsi="Times New Roman" w:eastAsia="Times New Roman" w:cs="Times New Roman"/>
+          <w:rFonts w:ascii="Times New Roman" w:eastAsia="Times New Roman" w:hAnsi="Times New Roman" w:cs="Times New Roman"/>
           <w:sz w:val="18"/>
           <w:szCs w:val="18"/>
         </w:rPr>
@@ -952,9 +929,9 @@
       </w:pPr>
       <w:r>
         <w:rPr>
-          <w:rFonts w:ascii="Times New Roman" w:hAnsi="Times New Roman" w:eastAsia="Times New Roman" w:cs="Times New Roman"/>
-          <w:b w:val="1"/>
-          <w:bCs w:val="1"/>
+          <w:rFonts w:ascii="Times New Roman" w:eastAsia="Times New Roman" w:hAnsi="Times New Roman" w:cs="Times New Roman"/>
+          <w:b/>
+          <w:bCs/>
           <w:sz w:val="26"/>
           <w:szCs w:val="26"/>
         </w:rPr>
@@ -968,7 +945,7 @@
       </w:pPr>
       <w:r>
         <w:rPr>
-          <w:rFonts w:ascii="Times New Roman" w:hAnsi="Times New Roman" w:eastAsia="Times New Roman" w:cs="Times New Roman"/>
+          <w:rFonts w:ascii="Times New Roman" w:eastAsia="Times New Roman" w:hAnsi="Times New Roman" w:cs="Times New Roman"/>
           <w:sz w:val="18"/>
           <w:szCs w:val="18"/>
         </w:rPr>
@@ -982,7 +959,7 @@
       </w:pPr>
       <w:r>
         <w:rPr>
-          <w:rFonts w:ascii="Times New Roman" w:hAnsi="Times New Roman" w:eastAsia="Times New Roman" w:cs="Times New Roman"/>
+          <w:rFonts w:ascii="Times New Roman" w:eastAsia="Times New Roman" w:hAnsi="Times New Roman" w:cs="Times New Roman"/>
           <w:sz w:val="18"/>
           <w:szCs w:val="18"/>
         </w:rPr>
@@ -994,14 +971,13 @@
         <w:pStyle w:val="ListParagraph"/>
         <w:numPr>
           <w:ilvl w:val="0"/>
-          <w:numId w:val="3"/>
+          <w:numId w:val="1"/>
         </w:numPr>
         <w:spacing w:line="276" w:lineRule="auto"/>
-        <w:rPr/>
-      </w:pPr>
-      <w:r>
-        <w:rPr>
-          <w:rFonts w:ascii="Times New Roman" w:hAnsi="Times New Roman" w:eastAsia="Times New Roman" w:cs="Times New Roman"/>
+      </w:pPr>
+      <w:r>
+        <w:rPr>
+          <w:rFonts w:eastAsia="Times New Roman"/>
           <w:sz w:val="18"/>
           <w:szCs w:val="18"/>
         </w:rPr>
@@ -1013,14 +989,13 @@
         <w:pStyle w:val="ListParagraph"/>
         <w:numPr>
           <w:ilvl w:val="0"/>
-          <w:numId w:val="3"/>
+          <w:numId w:val="1"/>
         </w:numPr>
         <w:spacing w:line="276" w:lineRule="auto"/>
-        <w:rPr/>
-      </w:pPr>
-      <w:r>
-        <w:rPr>
-          <w:rFonts w:ascii="Times New Roman" w:hAnsi="Times New Roman" w:eastAsia="Times New Roman" w:cs="Times New Roman"/>
+      </w:pPr>
+      <w:r>
+        <w:rPr>
+          <w:rFonts w:eastAsia="Times New Roman"/>
           <w:sz w:val="18"/>
           <w:szCs w:val="18"/>
         </w:rPr>
@@ -1032,14 +1007,13 @@
         <w:pStyle w:val="ListParagraph"/>
         <w:numPr>
           <w:ilvl w:val="0"/>
-          <w:numId w:val="3"/>
+          <w:numId w:val="1"/>
         </w:numPr>
         <w:spacing w:line="276" w:lineRule="auto"/>
-        <w:rPr/>
-      </w:pPr>
-      <w:r>
-        <w:rPr>
-          <w:rFonts w:ascii="Times New Roman" w:hAnsi="Times New Roman" w:eastAsia="Times New Roman" w:cs="Times New Roman"/>
+      </w:pPr>
+      <w:r>
+        <w:rPr>
+          <w:rFonts w:eastAsia="Times New Roman"/>
           <w:sz w:val="18"/>
           <w:szCs w:val="18"/>
         </w:rPr>
@@ -1053,7 +1027,7 @@
       </w:pPr>
       <w:r>
         <w:rPr>
-          <w:rFonts w:ascii="Times New Roman" w:hAnsi="Times New Roman" w:eastAsia="Times New Roman" w:cs="Times New Roman"/>
+          <w:rFonts w:ascii="Times New Roman" w:eastAsia="Times New Roman" w:hAnsi="Times New Roman" w:cs="Times New Roman"/>
           <w:sz w:val="18"/>
           <w:szCs w:val="18"/>
         </w:rPr>
@@ -1067,10 +1041,11 @@
       </w:pPr>
       <w:r>
         <w:rPr>
-          <w:rFonts w:ascii="Times New Roman" w:hAnsi="Times New Roman" w:eastAsia="Times New Roman" w:cs="Times New Roman"/>
-          <w:sz w:val="18"/>
-          <w:szCs w:val="18"/>
-        </w:rPr>
+          <w:rFonts w:ascii="Times New Roman" w:eastAsia="Times New Roman" w:hAnsi="Times New Roman" w:cs="Times New Roman"/>
+          <w:sz w:val="18"/>
+          <w:szCs w:val="18"/>
+        </w:rPr>
+        <w:lastRenderedPageBreak/>
         <w:t xml:space="preserve"> </w:t>
       </w:r>
     </w:p>
@@ -1081,9 +1056,9 @@
       </w:pPr>
       <w:r>
         <w:rPr>
-          <w:rFonts w:ascii="Times New Roman" w:hAnsi="Times New Roman" w:eastAsia="Times New Roman" w:cs="Times New Roman"/>
-          <w:b w:val="1"/>
-          <w:bCs w:val="1"/>
+          <w:rFonts w:ascii="Times New Roman" w:eastAsia="Times New Roman" w:hAnsi="Times New Roman" w:cs="Times New Roman"/>
+          <w:b/>
+          <w:bCs/>
           <w:sz w:val="26"/>
           <w:szCs w:val="26"/>
         </w:rPr>
@@ -1097,7 +1072,7 @@
       </w:pPr>
       <w:r>
         <w:rPr>
-          <w:rFonts w:ascii="Times New Roman" w:hAnsi="Times New Roman" w:eastAsia="Times New Roman" w:cs="Times New Roman"/>
+          <w:rFonts w:ascii="Times New Roman" w:eastAsia="Times New Roman" w:hAnsi="Times New Roman" w:cs="Times New Roman"/>
           <w:sz w:val="18"/>
           <w:szCs w:val="18"/>
         </w:rPr>
@@ -1111,7 +1086,7 @@
       </w:pPr>
       <w:r>
         <w:rPr>
-          <w:rFonts w:ascii="Times New Roman" w:hAnsi="Times New Roman" w:eastAsia="Times New Roman" w:cs="Times New Roman"/>
+          <w:rFonts w:ascii="Times New Roman" w:eastAsia="Times New Roman" w:hAnsi="Times New Roman" w:cs="Times New Roman"/>
           <w:sz w:val="18"/>
           <w:szCs w:val="18"/>
         </w:rPr>
@@ -1125,7 +1100,7 @@
       </w:pPr>
       <w:r>
         <w:rPr>
-          <w:rFonts w:ascii="Times New Roman" w:hAnsi="Times New Roman" w:eastAsia="Times New Roman" w:cs="Times New Roman"/>
+          <w:rFonts w:ascii="Times New Roman" w:eastAsia="Times New Roman" w:hAnsi="Times New Roman" w:cs="Times New Roman"/>
           <w:sz w:val="18"/>
           <w:szCs w:val="18"/>
         </w:rPr>
@@ -1139,7 +1114,7 @@
       </w:pPr>
       <w:r>
         <w:rPr>
-          <w:rFonts w:ascii="Times New Roman" w:hAnsi="Times New Roman" w:eastAsia="Times New Roman" w:cs="Times New Roman"/>
+          <w:rFonts w:ascii="Times New Roman" w:eastAsia="Times New Roman" w:hAnsi="Times New Roman" w:cs="Times New Roman"/>
           <w:sz w:val="18"/>
           <w:szCs w:val="18"/>
         </w:rPr>
@@ -1153,9 +1128,9 @@
       </w:pPr>
       <w:r>
         <w:rPr>
-          <w:rFonts w:ascii="Times New Roman" w:hAnsi="Times New Roman" w:eastAsia="Times New Roman" w:cs="Times New Roman"/>
-          <w:b w:val="1"/>
-          <w:bCs w:val="1"/>
+          <w:rFonts w:ascii="Times New Roman" w:eastAsia="Times New Roman" w:hAnsi="Times New Roman" w:cs="Times New Roman"/>
+          <w:b/>
+          <w:bCs/>
           <w:sz w:val="26"/>
           <w:szCs w:val="26"/>
         </w:rPr>
@@ -1169,7 +1144,7 @@
       </w:pPr>
       <w:r>
         <w:rPr>
-          <w:rFonts w:ascii="Times New Roman" w:hAnsi="Times New Roman" w:eastAsia="Times New Roman" w:cs="Times New Roman"/>
+          <w:rFonts w:ascii="Times New Roman" w:eastAsia="Times New Roman" w:hAnsi="Times New Roman" w:cs="Times New Roman"/>
           <w:sz w:val="18"/>
           <w:szCs w:val="18"/>
         </w:rPr>
@@ -1183,7 +1158,7 @@
       </w:pPr>
       <w:r>
         <w:rPr>
-          <w:rFonts w:ascii="Times New Roman" w:hAnsi="Times New Roman" w:eastAsia="Times New Roman" w:cs="Times New Roman"/>
+          <w:rFonts w:ascii="Times New Roman" w:eastAsia="Times New Roman" w:hAnsi="Times New Roman" w:cs="Times New Roman"/>
           <w:sz w:val="18"/>
           <w:szCs w:val="18"/>
         </w:rPr>
@@ -1197,7 +1172,7 @@
       </w:pPr>
       <w:r>
         <w:rPr>
-          <w:rFonts w:ascii="Times New Roman" w:hAnsi="Times New Roman" w:eastAsia="Times New Roman" w:cs="Times New Roman"/>
+          <w:rFonts w:ascii="Times New Roman" w:eastAsia="Times New Roman" w:hAnsi="Times New Roman" w:cs="Times New Roman"/>
           <w:sz w:val="18"/>
           <w:szCs w:val="18"/>
         </w:rPr>
@@ -1205,9 +1180,9 @@
       </w:r>
       <w:r>
         <w:rPr>
-          <w:rFonts w:ascii="Times New Roman" w:hAnsi="Times New Roman" w:eastAsia="Times New Roman" w:cs="Times New Roman"/>
-          <w:i w:val="1"/>
-          <w:iCs w:val="1"/>
+          <w:rFonts w:ascii="Times New Roman" w:eastAsia="Times New Roman" w:hAnsi="Times New Roman" w:cs="Times New Roman"/>
+          <w:i/>
+          <w:iCs/>
           <w:sz w:val="18"/>
           <w:szCs w:val="18"/>
         </w:rPr>
@@ -1215,7 +1190,7 @@
       </w:r>
       <w:r>
         <w:rPr>
-          <w:rFonts w:ascii="Times New Roman" w:hAnsi="Times New Roman" w:eastAsia="Times New Roman" w:cs="Times New Roman"/>
+          <w:rFonts w:ascii="Times New Roman" w:eastAsia="Times New Roman" w:hAnsi="Times New Roman" w:cs="Times New Roman"/>
           <w:sz w:val="18"/>
           <w:szCs w:val="18"/>
         </w:rPr>
@@ -1229,7 +1204,7 @@
       </w:pPr>
       <w:r>
         <w:rPr>
-          <w:rFonts w:ascii="Times New Roman" w:hAnsi="Times New Roman" w:eastAsia="Times New Roman" w:cs="Times New Roman"/>
+          <w:rFonts w:ascii="Times New Roman" w:eastAsia="Times New Roman" w:hAnsi="Times New Roman" w:cs="Times New Roman"/>
           <w:sz w:val="18"/>
           <w:szCs w:val="18"/>
         </w:rPr>
@@ -1243,7 +1218,7 @@
       </w:pPr>
       <w:r>
         <w:rPr>
-          <w:rFonts w:ascii="Times New Roman" w:hAnsi="Times New Roman" w:eastAsia="Times New Roman" w:cs="Times New Roman"/>
+          <w:rFonts w:ascii="Times New Roman" w:eastAsia="Times New Roman" w:hAnsi="Times New Roman" w:cs="Times New Roman"/>
           <w:sz w:val="18"/>
           <w:szCs w:val="18"/>
         </w:rPr>
@@ -1251,9 +1226,9 @@
       </w:r>
       <w:r>
         <w:rPr>
-          <w:rFonts w:ascii="Times New Roman" w:hAnsi="Times New Roman" w:eastAsia="Times New Roman" w:cs="Times New Roman"/>
-          <w:i w:val="1"/>
-          <w:iCs w:val="1"/>
+          <w:rFonts w:ascii="Times New Roman" w:eastAsia="Times New Roman" w:hAnsi="Times New Roman" w:cs="Times New Roman"/>
+          <w:i/>
+          <w:iCs/>
           <w:sz w:val="18"/>
           <w:szCs w:val="18"/>
         </w:rPr>
@@ -1261,7 +1236,7 @@
       </w:r>
       <w:r>
         <w:rPr>
-          <w:rFonts w:ascii="Times New Roman" w:hAnsi="Times New Roman" w:eastAsia="Times New Roman" w:cs="Times New Roman"/>
+          <w:rFonts w:ascii="Times New Roman" w:eastAsia="Times New Roman" w:hAnsi="Times New Roman" w:cs="Times New Roman"/>
           <w:sz w:val="18"/>
           <w:szCs w:val="18"/>
         </w:rPr>
@@ -1275,7 +1250,7 @@
       </w:pPr>
       <w:r>
         <w:rPr>
-          <w:rFonts w:ascii="Times New Roman" w:hAnsi="Times New Roman" w:eastAsia="Times New Roman" w:cs="Times New Roman"/>
+          <w:rFonts w:ascii="Times New Roman" w:eastAsia="Times New Roman" w:hAnsi="Times New Roman" w:cs="Times New Roman"/>
           <w:sz w:val="18"/>
           <w:szCs w:val="18"/>
         </w:rPr>
@@ -1289,7 +1264,7 @@
       </w:pPr>
       <w:r>
         <w:rPr>
-          <w:rFonts w:ascii="Times New Roman" w:hAnsi="Times New Roman" w:eastAsia="Times New Roman" w:cs="Times New Roman"/>
+          <w:rFonts w:ascii="Times New Roman" w:eastAsia="Times New Roman" w:hAnsi="Times New Roman" w:cs="Times New Roman"/>
           <w:sz w:val="18"/>
           <w:szCs w:val="18"/>
         </w:rPr>
@@ -1297,9 +1272,9 @@
       </w:r>
       <w:r>
         <w:rPr>
-          <w:rFonts w:ascii="Times New Roman" w:hAnsi="Times New Roman" w:eastAsia="Times New Roman" w:cs="Times New Roman"/>
-          <w:i w:val="1"/>
-          <w:iCs w:val="1"/>
+          <w:rFonts w:ascii="Times New Roman" w:eastAsia="Times New Roman" w:hAnsi="Times New Roman" w:cs="Times New Roman"/>
+          <w:i/>
+          <w:iCs/>
           <w:sz w:val="18"/>
           <w:szCs w:val="18"/>
         </w:rPr>
@@ -1307,7 +1282,7 @@
       </w:r>
       <w:r>
         <w:rPr>
-          <w:rFonts w:ascii="Times New Roman" w:hAnsi="Times New Roman" w:eastAsia="Times New Roman" w:cs="Times New Roman"/>
+          <w:rFonts w:ascii="Times New Roman" w:eastAsia="Times New Roman" w:hAnsi="Times New Roman" w:cs="Times New Roman"/>
           <w:sz w:val="18"/>
           <w:szCs w:val="18"/>
         </w:rPr>
@@ -1321,7 +1296,7 @@
       </w:pPr>
       <w:r>
         <w:rPr>
-          <w:rFonts w:ascii="Times New Roman" w:hAnsi="Times New Roman" w:eastAsia="Times New Roman" w:cs="Times New Roman"/>
+          <w:rFonts w:ascii="Times New Roman" w:eastAsia="Times New Roman" w:hAnsi="Times New Roman" w:cs="Times New Roman"/>
           <w:sz w:val="18"/>
           <w:szCs w:val="18"/>
         </w:rPr>
@@ -1335,7 +1310,7 @@
       </w:pPr>
       <w:r>
         <w:rPr>
-          <w:rFonts w:ascii="Times New Roman" w:hAnsi="Times New Roman" w:eastAsia="Times New Roman" w:cs="Times New Roman"/>
+          <w:rFonts w:ascii="Times New Roman" w:eastAsia="Times New Roman" w:hAnsi="Times New Roman" w:cs="Times New Roman"/>
           <w:sz w:val="18"/>
           <w:szCs w:val="18"/>
         </w:rPr>
@@ -1343,9 +1318,9 @@
       </w:r>
       <w:r>
         <w:rPr>
-          <w:rFonts w:ascii="Times New Roman" w:hAnsi="Times New Roman" w:eastAsia="Times New Roman" w:cs="Times New Roman"/>
-          <w:i w:val="1"/>
-          <w:iCs w:val="1"/>
+          <w:rFonts w:ascii="Times New Roman" w:eastAsia="Times New Roman" w:hAnsi="Times New Roman" w:cs="Times New Roman"/>
+          <w:i/>
+          <w:iCs/>
           <w:sz w:val="18"/>
           <w:szCs w:val="18"/>
         </w:rPr>
@@ -1353,7 +1328,7 @@
       </w:r>
       <w:r>
         <w:rPr>
-          <w:rFonts w:ascii="Times New Roman" w:hAnsi="Times New Roman" w:eastAsia="Times New Roman" w:cs="Times New Roman"/>
+          <w:rFonts w:ascii="Times New Roman" w:eastAsia="Times New Roman" w:hAnsi="Times New Roman" w:cs="Times New Roman"/>
           <w:sz w:val="18"/>
           <w:szCs w:val="18"/>
         </w:rPr>
@@ -1361,39 +1336,73 @@
       </w:r>
     </w:p>
     <w:sectPr>
-      <w:headerReference w:type="default" r:id="rId4"/>
-      <w:footerReference w:type="default" r:id="rId5"/>
-      <w:pgSz w:w="12240" w:h="15840" w:orient="portrait"/>
-      <w:pgMar w:top="1440" w:right="1440" w:bottom="1440" w:left="1440" w:header="720" w:footer="864"/>
-      <w:bidi w:val="0"/>
-      <w:cols w:num="1"/>
+      <w:headerReference w:type="default" r:id="rId10"/>
+      <w:footerReference w:type="default" r:id="rId11"/>
+      <w:pgSz w:w="12240" w:h="15840"/>
+      <w:pgMar w:top="1440" w:right="1440" w:bottom="1440" w:left="1440" w:header="720" w:footer="864" w:gutter="0"/>
+      <w:cols w:space="720"/>
     </w:sectPr>
   </w:body>
 </w:document>
 </file>
 
+<file path=word/endnotes.xml><?xml version="1.0" encoding="utf-8"?>
+<w:endnotes xmlns:wpc="http://schemas.microsoft.com/office/word/2010/wordprocessingCanvas" xmlns:cx="http://schemas.microsoft.com/office/drawing/2014/chartex" xmlns:cx1="http://schemas.microsoft.com/office/drawing/2015/9/8/chartex" xmlns:cx2="http://schemas.microsoft.com/office/drawing/2015/10/21/chartex" xmlns:cx3="http://schemas.microsoft.com/office/drawing/2016/5/9/chartex" xmlns:cx4="http://schemas.microsoft.com/office/drawing/2016/5/10/chartex" xmlns:cx5="http://schemas.microsoft.com/office/drawing/2016/5/11/chartex" xmlns:cx6="http://schemas.microsoft.com/office/drawing/2016/5/12/chartex" xmlns:cx7="http://schemas.microsoft.com/office/drawing/2016/5/13/chartex" xmlns:cx8="http://schemas.microsoft.com/office/drawing/2016/5/14/chartex" xmlns:mc="http://schemas.openxmlformats.org/markup-compatibility/2006" xmlns:aink="http://schemas.microsoft.com/office/drawing/2016/ink" xmlns:am3d="http://schemas.microsoft.com/office/drawing/2017/model3d" xmlns:o="urn:schemas-microsoft-com:office:office" xmlns:oel="http://schemas.microsoft.com/office/2019/extlst" xmlns:r="http://schemas.openxmlformats.org/officeDocument/2006/relationships" xmlns:m="http://schemas.openxmlformats.org/officeDocument/2006/math" xmlns:v="urn:schemas-microsoft-com:vml" xmlns:wp14="http://schemas.microsoft.com/office/word/2010/wordprocessingDrawing" xmlns:wp="http://schemas.openxmlformats.org/drawingml/2006/wordprocessingDrawing" xmlns:w10="urn:schemas-microsoft-com:office:word" xmlns:w="http://schemas.openxmlformats.org/wordprocessingml/2006/main" xmlns:w14="http://schemas.microsoft.com/office/word/2010/wordml" xmlns:w15="http://schemas.microsoft.com/office/word/2012/wordml" xmlns:w16cex="http://schemas.microsoft.com/office/word/2018/wordml/cex" xmlns:w16cid="http://schemas.microsoft.com/office/word/2016/wordml/cid" xmlns:w16="http://schemas.microsoft.com/office/word/2018/wordml" xmlns:w16du="http://schemas.microsoft.com/office/word/2023/wordml/word16du" xmlns:w16sdtdh="http://schemas.microsoft.com/office/word/2020/wordml/sdtdatahash" xmlns:w16sdtfl="http://schemas.microsoft.com/office/word/2024/wordml/sdtformatlock" xmlns:w16se="http://schemas.microsoft.com/office/word/2015/wordml/symex" xmlns:wpg="http://schemas.microsoft.com/office/word/2010/wordprocessingGroup" xmlns:wpi="http://schemas.microsoft.com/office/word/2010/wordprocessingInk" xmlns:wne="http://schemas.microsoft.com/office/word/2006/wordml" xmlns:wps="http://schemas.microsoft.com/office/word/2010/wordprocessingShape" mc:Ignorable="w14 w15 w16se w16cid w16 w16cex w16sdtdh w16sdtfl w16du wp14">
+  <w:endnote w:type="separator" w:id="-1">
+    <w:p>
+      <w:r>
+        <w:separator/>
+      </w:r>
+    </w:p>
+  </w:endnote>
+  <w:endnote w:type="continuationSeparator" w:id="0">
+    <w:p>
+      <w:r>
+        <w:continuationSeparator/>
+      </w:r>
+    </w:p>
+  </w:endnote>
+</w:endnotes>
+</file>
+
 <file path=word/footer1.xml><?xml version="1.0" encoding="utf-8"?>
-<w:ftr xmlns:wp14="http://schemas.microsoft.com/office/word/2010/wordprocessingDrawing" xmlns:r="http://schemas.openxmlformats.org/officeDocument/2006/relationships" xmlns:wp="http://schemas.openxmlformats.org/drawingml/2006/wordprocessingDrawing" xmlns:w="http://schemas.openxmlformats.org/wordprocessingml/2006/main" xmlns:w10="urn:schemas-microsoft-com:office:word" xmlns:w14="http://schemas.microsoft.com/office/word/2010/wordml" xmlns:wps="http://schemas.microsoft.com/office/word/2010/wordprocessingShape" xmlns:wpg="http://schemas.microsoft.com/office/word/2010/wordprocessingGroup" xmlns:mc="http://schemas.openxmlformats.org/markup-compatibility/2006" xmlns:v="urn:schemas-microsoft-com:vml" xmlns:o="urn:schemas-microsoft-com:office:office" xmlns:m="http://schemas.openxmlformats.org/officeDocument/2006/math" mc:Ignorable="w14 wp14">
-  <w:p xmlns:wp14="http://schemas.microsoft.com/office/word/2010/wordml" wp14:textId="77777777">
-    <w:r/>
-  </w:p>
+<w:ftr xmlns:wpc="http://schemas.microsoft.com/office/word/2010/wordprocessingCanvas" xmlns:cx="http://schemas.microsoft.com/office/drawing/2014/chartex" xmlns:cx1="http://schemas.microsoft.com/office/drawing/2015/9/8/chartex" xmlns:cx2="http://schemas.microsoft.com/office/drawing/2015/10/21/chartex" xmlns:cx3="http://schemas.microsoft.com/office/drawing/2016/5/9/chartex" xmlns:cx4="http://schemas.microsoft.com/office/drawing/2016/5/10/chartex" xmlns:cx5="http://schemas.microsoft.com/office/drawing/2016/5/11/chartex" xmlns:cx6="http://schemas.microsoft.com/office/drawing/2016/5/12/chartex" xmlns:cx7="http://schemas.microsoft.com/office/drawing/2016/5/13/chartex" xmlns:cx8="http://schemas.microsoft.com/office/drawing/2016/5/14/chartex" xmlns:mc="http://schemas.openxmlformats.org/markup-compatibility/2006" xmlns:aink="http://schemas.microsoft.com/office/drawing/2016/ink" xmlns:am3d="http://schemas.microsoft.com/office/drawing/2017/model3d" xmlns:o="urn:schemas-microsoft-com:office:office" xmlns:oel="http://schemas.microsoft.com/office/2019/extlst" xmlns:r="http://schemas.openxmlformats.org/officeDocument/2006/relationships" xmlns:m="http://schemas.openxmlformats.org/officeDocument/2006/math" xmlns:v="urn:schemas-microsoft-com:vml" xmlns:wp14="http://schemas.microsoft.com/office/word/2010/wordprocessingDrawing" xmlns:wp="http://schemas.openxmlformats.org/drawingml/2006/wordprocessingDrawing" xmlns:w10="urn:schemas-microsoft-com:office:word" xmlns:w="http://schemas.openxmlformats.org/wordprocessingml/2006/main" xmlns:w14="http://schemas.microsoft.com/office/word/2010/wordml" xmlns:w15="http://schemas.microsoft.com/office/word/2012/wordml" xmlns:w16cex="http://schemas.microsoft.com/office/word/2018/wordml/cex" xmlns:w16cid="http://schemas.microsoft.com/office/word/2016/wordml/cid" xmlns:w16="http://schemas.microsoft.com/office/word/2018/wordml" xmlns:w16du="http://schemas.microsoft.com/office/word/2023/wordml/word16du" xmlns:w16sdtdh="http://schemas.microsoft.com/office/word/2020/wordml/sdtdatahash" xmlns:w16sdtfl="http://schemas.microsoft.com/office/word/2024/wordml/sdtformatlock" xmlns:w16se="http://schemas.microsoft.com/office/word/2015/wordml/symex" xmlns:wpg="http://schemas.microsoft.com/office/word/2010/wordprocessingGroup" xmlns:wpi="http://schemas.microsoft.com/office/word/2010/wordprocessingInk" xmlns:wne="http://schemas.microsoft.com/office/word/2006/wordml" xmlns:wps="http://schemas.microsoft.com/office/word/2010/wordprocessingShape" mc:Ignorable="w14 w15 w16se w16cid w16 w16cex w16sdtdh w16sdtfl w16du wp14">
+  <w:p/>
 </w:ftr>
 </file>
 
+<file path=word/footnotes.xml><?xml version="1.0" encoding="utf-8"?>
+<w:footnotes xmlns:wpc="http://schemas.microsoft.com/office/word/2010/wordprocessingCanvas" xmlns:cx="http://schemas.microsoft.com/office/drawing/2014/chartex" xmlns:cx1="http://schemas.microsoft.com/office/drawing/2015/9/8/chartex" xmlns:cx2="http://schemas.microsoft.com/office/drawing/2015/10/21/chartex" xmlns:cx3="http://schemas.microsoft.com/office/drawing/2016/5/9/chartex" xmlns:cx4="http://schemas.microsoft.com/office/drawing/2016/5/10/chartex" xmlns:cx5="http://schemas.microsoft.com/office/drawing/2016/5/11/chartex" xmlns:cx6="http://schemas.microsoft.com/office/drawing/2016/5/12/chartex" xmlns:cx7="http://schemas.microsoft.com/office/drawing/2016/5/13/chartex" xmlns:cx8="http://schemas.microsoft.com/office/drawing/2016/5/14/chartex" xmlns:mc="http://schemas.openxmlformats.org/markup-compatibility/2006" xmlns:aink="http://schemas.microsoft.com/office/drawing/2016/ink" xmlns:am3d="http://schemas.microsoft.com/office/drawing/2017/model3d" xmlns:o="urn:schemas-microsoft-com:office:office" xmlns:oel="http://schemas.microsoft.com/office/2019/extlst" xmlns:r="http://schemas.openxmlformats.org/officeDocument/2006/relationships" xmlns:m="http://schemas.openxmlformats.org/officeDocument/2006/math" xmlns:v="urn:schemas-microsoft-com:vml" xmlns:wp14="http://schemas.microsoft.com/office/word/2010/wordprocessingDrawing" xmlns:wp="http://schemas.openxmlformats.org/drawingml/2006/wordprocessingDrawing" xmlns:w10="urn:schemas-microsoft-com:office:word" xmlns:w="http://schemas.openxmlformats.org/wordprocessingml/2006/main" xmlns:w14="http://schemas.microsoft.com/office/word/2010/wordml" xmlns:w15="http://schemas.microsoft.com/office/word/2012/wordml" xmlns:w16cex="http://schemas.microsoft.com/office/word/2018/wordml/cex" xmlns:w16cid="http://schemas.microsoft.com/office/word/2016/wordml/cid" xmlns:w16="http://schemas.microsoft.com/office/word/2018/wordml" xmlns:w16du="http://schemas.microsoft.com/office/word/2023/wordml/word16du" xmlns:w16sdtdh="http://schemas.microsoft.com/office/word/2020/wordml/sdtdatahash" xmlns:w16sdtfl="http://schemas.microsoft.com/office/word/2024/wordml/sdtformatlock" xmlns:w16se="http://schemas.microsoft.com/office/word/2015/wordml/symex" xmlns:wpg="http://schemas.microsoft.com/office/word/2010/wordprocessingGroup" xmlns:wpi="http://schemas.microsoft.com/office/word/2010/wordprocessingInk" xmlns:wne="http://schemas.microsoft.com/office/word/2006/wordml" xmlns:wps="http://schemas.microsoft.com/office/word/2010/wordprocessingShape" mc:Ignorable="w14 w15 w16se w16cid w16 w16cex w16sdtdh w16sdtfl w16du wp14">
+  <w:footnote w:type="separator" w:id="-1">
+    <w:p>
+      <w:r>
+        <w:separator/>
+      </w:r>
+    </w:p>
+  </w:footnote>
+  <w:footnote w:type="continuationSeparator" w:id="0">
+    <w:p>
+      <w:r>
+        <w:continuationSeparator/>
+      </w:r>
+    </w:p>
+  </w:footnote>
+</w:footnotes>
+</file>
+
 <file path=word/header1.xml><?xml version="1.0" encoding="utf-8"?>
-<w:hdr xmlns:wp14="http://schemas.microsoft.com/office/word/2010/wordprocessingDrawing" xmlns:r="http://schemas.openxmlformats.org/officeDocument/2006/relationships" xmlns:wp="http://schemas.openxmlformats.org/drawingml/2006/wordprocessingDrawing" xmlns:w="http://schemas.openxmlformats.org/wordprocessingml/2006/main" xmlns:w10="urn:schemas-microsoft-com:office:word" xmlns:w14="http://schemas.microsoft.com/office/word/2010/wordml" xmlns:wps="http://schemas.microsoft.com/office/word/2010/wordprocessingShape" xmlns:wpg="http://schemas.microsoft.com/office/word/2010/wordprocessingGroup" xmlns:mc="http://schemas.openxmlformats.org/markup-compatibility/2006" xmlns:v="urn:schemas-microsoft-com:vml" xmlns:o="urn:schemas-microsoft-com:office:office" xmlns:m="http://schemas.openxmlformats.org/officeDocument/2006/math" mc:Ignorable="w14 wp14">
-  <w:p xmlns:wp14="http://schemas.microsoft.com/office/word/2010/wordml" wp14:textId="77777777">
-    <w:r/>
-  </w:p>
+<w:hdr xmlns:wpc="http://schemas.microsoft.com/office/word/2010/wordprocessingCanvas" xmlns:cx="http://schemas.microsoft.com/office/drawing/2014/chartex" xmlns:cx1="http://schemas.microsoft.com/office/drawing/2015/9/8/chartex" xmlns:cx2="http://schemas.microsoft.com/office/drawing/2015/10/21/chartex" xmlns:cx3="http://schemas.microsoft.com/office/drawing/2016/5/9/chartex" xmlns:cx4="http://schemas.microsoft.com/office/drawing/2016/5/10/chartex" xmlns:cx5="http://schemas.microsoft.com/office/drawing/2016/5/11/chartex" xmlns:cx6="http://schemas.microsoft.com/office/drawing/2016/5/12/chartex" xmlns:cx7="http://schemas.microsoft.com/office/drawing/2016/5/13/chartex" xmlns:cx8="http://schemas.microsoft.com/office/drawing/2016/5/14/chartex" xmlns:mc="http://schemas.openxmlformats.org/markup-compatibility/2006" xmlns:aink="http://schemas.microsoft.com/office/drawing/2016/ink" xmlns:am3d="http://schemas.microsoft.com/office/drawing/2017/model3d" xmlns:o="urn:schemas-microsoft-com:office:office" xmlns:oel="http://schemas.microsoft.com/office/2019/extlst" xmlns:r="http://schemas.openxmlformats.org/officeDocument/2006/relationships" xmlns:m="http://schemas.openxmlformats.org/officeDocument/2006/math" xmlns:v="urn:schemas-microsoft-com:vml" xmlns:wp14="http://schemas.microsoft.com/office/word/2010/wordprocessingDrawing" xmlns:wp="http://schemas.openxmlformats.org/drawingml/2006/wordprocessingDrawing" xmlns:w10="urn:schemas-microsoft-com:office:word" xmlns:w="http://schemas.openxmlformats.org/wordprocessingml/2006/main" xmlns:w14="http://schemas.microsoft.com/office/word/2010/wordml" xmlns:w15="http://schemas.microsoft.com/office/word/2012/wordml" xmlns:w16cex="http://schemas.microsoft.com/office/word/2018/wordml/cex" xmlns:w16cid="http://schemas.microsoft.com/office/word/2016/wordml/cid" xmlns:w16="http://schemas.microsoft.com/office/word/2018/wordml" xmlns:w16du="http://schemas.microsoft.com/office/word/2023/wordml/word16du" xmlns:w16sdtdh="http://schemas.microsoft.com/office/word/2020/wordml/sdtdatahash" xmlns:w16sdtfl="http://schemas.microsoft.com/office/word/2024/wordml/sdtformatlock" xmlns:w16se="http://schemas.microsoft.com/office/word/2015/wordml/symex" xmlns:wpg="http://schemas.microsoft.com/office/word/2010/wordprocessingGroup" xmlns:wpi="http://schemas.microsoft.com/office/word/2010/wordprocessingInk" xmlns:wne="http://schemas.microsoft.com/office/word/2006/wordml" xmlns:wps="http://schemas.microsoft.com/office/word/2010/wordprocessingShape" mc:Ignorable="w14 w15 w16se w16cid w16 w16cex w16sdtdh w16sdtfl w16du wp14">
+  <w:p/>
 </w:hdr>
 </file>
 
 <file path=word/numbering.xml><?xml version="1.0" encoding="utf-8"?>
-<w:numbering xmlns:w="http://schemas.openxmlformats.org/wordprocessingml/2006/main">
-  <w:abstractNum xmlns:w="http://schemas.openxmlformats.org/wordprocessingml/2006/main" w:abstractNumId="3">
-    <w:nsid w:val="2c3239d0"/>
-    <w:multiLevelType xmlns:w="http://schemas.openxmlformats.org/wordprocessingml/2006/main" w:val="hybridMultilevel"/>
-    <w:lvl xmlns:w="http://schemas.openxmlformats.org/wordprocessingml/2006/main" w:ilvl="0">
+<w:numbering xmlns:wpc="http://schemas.microsoft.com/office/word/2010/wordprocessingCanvas" xmlns:cx="http://schemas.microsoft.com/office/drawing/2014/chartex" xmlns:cx1="http://schemas.microsoft.com/office/drawing/2015/9/8/chartex" xmlns:cx2="http://schemas.microsoft.com/office/drawing/2015/10/21/chartex" xmlns:cx3="http://schemas.microsoft.com/office/drawing/2016/5/9/chartex" xmlns:cx4="http://schemas.microsoft.com/office/drawing/2016/5/10/chartex" xmlns:cx5="http://schemas.microsoft.com/office/drawing/2016/5/11/chartex" xmlns:cx6="http://schemas.microsoft.com/office/drawing/2016/5/12/chartex" xmlns:cx7="http://schemas.microsoft.com/office/drawing/2016/5/13/chartex" xmlns:cx8="http://schemas.microsoft.com/office/drawing/2016/5/14/chartex" xmlns:mc="http://schemas.openxmlformats.org/markup-compatibility/2006" xmlns:aink="http://schemas.microsoft.com/office/drawing/2016/ink" xmlns:am3d="http://schemas.microsoft.com/office/drawing/2017/model3d" xmlns:o="urn:schemas-microsoft-com:office:office" xmlns:oel="http://schemas.microsoft.com/office/2019/extlst" xmlns:r="http://schemas.openxmlformats.org/officeDocument/2006/relationships" xmlns:m="http://schemas.openxmlformats.org/officeDocument/2006/math" xmlns:v="urn:schemas-microsoft-com:vml" xmlns:wp14="http://schemas.microsoft.com/office/word/2010/wordprocessingDrawing" xmlns:wp="http://schemas.openxmlformats.org/drawingml/2006/wordprocessingDrawing" xmlns:w10="urn:schemas-microsoft-com:office:word" xmlns:w="http://schemas.openxmlformats.org/wordprocessingml/2006/main" xmlns:w14="http://schemas.microsoft.com/office/word/2010/wordml" xmlns:w15="http://schemas.microsoft.com/office/word/2012/wordml" xmlns:w16cex="http://schemas.microsoft.com/office/word/2018/wordml/cex" xmlns:w16cid="http://schemas.microsoft.com/office/word/2016/wordml/cid" xmlns:w16="http://schemas.microsoft.com/office/word/2018/wordml" xmlns:w16du="http://schemas.microsoft.com/office/word/2023/wordml/word16du" xmlns:w16sdtdh="http://schemas.microsoft.com/office/word/2020/wordml/sdtdatahash" xmlns:w16sdtfl="http://schemas.microsoft.com/office/word/2024/wordml/sdtformatlock" xmlns:w16se="http://schemas.microsoft.com/office/word/2015/wordml/symex" xmlns:wpg="http://schemas.microsoft.com/office/word/2010/wordprocessingGroup" xmlns:wpi="http://schemas.microsoft.com/office/word/2010/wordprocessingInk" xmlns:wne="http://schemas.microsoft.com/office/word/2006/wordml" xmlns:wps="http://schemas.microsoft.com/office/word/2010/wordprocessingShape" mc:Ignorable="w14 w15 w16se w16cid w16 w16cex w16sdtdh w16sdtfl w16du wp14">
+  <w:abstractNum w:abstractNumId="0" w15:restartNumberingAfterBreak="0">
+    <w:nsid w:val="033BEBBA"/>
+    <w:multiLevelType w:val="hybridMultilevel"/>
+    <w:tmpl w:val="35D496F6"/>
+    <w:lvl w:ilvl="0" w:tplc="D0000F90">
       <w:start w:val="1"/>
       <w:numFmt w:val="bullet"/>
       <w:lvlText w:val=""/>
@@ -1402,10 +1411,10 @@
         <w:ind w:left="720" w:hanging="360"/>
       </w:pPr>
       <w:rPr>
-        <w:rFonts w:hint="default" w:ascii="Symbol" w:hAnsi="Symbol"/>
+        <w:rFonts w:ascii="Symbol" w:hAnsi="Symbol" w:hint="default"/>
       </w:rPr>
     </w:lvl>
-    <w:lvl xmlns:w="http://schemas.openxmlformats.org/wordprocessingml/2006/main" w:ilvl="1">
+    <w:lvl w:ilvl="1" w:tplc="7E24ADB8">
       <w:start w:val="1"/>
       <w:numFmt w:val="bullet"/>
       <w:lvlText w:val="o"/>
@@ -1414,10 +1423,10 @@
         <w:ind w:left="1440" w:hanging="360"/>
       </w:pPr>
       <w:rPr>
-        <w:rFonts w:hint="default" w:ascii="Courier New" w:hAnsi="Courier New"/>
+        <w:rFonts w:ascii="Courier New" w:hAnsi="Courier New" w:hint="default"/>
       </w:rPr>
     </w:lvl>
-    <w:lvl xmlns:w="http://schemas.openxmlformats.org/wordprocessingml/2006/main" w:ilvl="2">
+    <w:lvl w:ilvl="2" w:tplc="168A0B94">
       <w:start w:val="1"/>
       <w:numFmt w:val="bullet"/>
       <w:lvlText w:val=""/>
@@ -1426,10 +1435,10 @@
         <w:ind w:left="2160" w:hanging="360"/>
       </w:pPr>
       <w:rPr>
-        <w:rFonts w:hint="default" w:ascii="Wingdings" w:hAnsi="Wingdings"/>
+        <w:rFonts w:ascii="Wingdings" w:hAnsi="Wingdings" w:hint="default"/>
       </w:rPr>
     </w:lvl>
-    <w:lvl xmlns:w="http://schemas.openxmlformats.org/wordprocessingml/2006/main" w:ilvl="3">
+    <w:lvl w:ilvl="3" w:tplc="70922424">
       <w:start w:val="1"/>
       <w:numFmt w:val="bullet"/>
       <w:lvlText w:val=""/>
@@ -1438,10 +1447,10 @@
         <w:ind w:left="2880" w:hanging="360"/>
       </w:pPr>
       <w:rPr>
-        <w:rFonts w:hint="default" w:ascii="Symbol" w:hAnsi="Symbol"/>
+        <w:rFonts w:ascii="Symbol" w:hAnsi="Symbol" w:hint="default"/>
       </w:rPr>
     </w:lvl>
-    <w:lvl xmlns:w="http://schemas.openxmlformats.org/wordprocessingml/2006/main" w:ilvl="4">
+    <w:lvl w:ilvl="4" w:tplc="057C9FD6">
       <w:start w:val="1"/>
       <w:numFmt w:val="bullet"/>
       <w:lvlText w:val="o"/>
@@ -1450,10 +1459,10 @@
         <w:ind w:left="3600" w:hanging="360"/>
       </w:pPr>
       <w:rPr>
-        <w:rFonts w:hint="default" w:ascii="Courier New" w:hAnsi="Courier New"/>
+        <w:rFonts w:ascii="Courier New" w:hAnsi="Courier New" w:hint="default"/>
       </w:rPr>
     </w:lvl>
-    <w:lvl xmlns:w="http://schemas.openxmlformats.org/wordprocessingml/2006/main" w:ilvl="5">
+    <w:lvl w:ilvl="5" w:tplc="67A2465E">
       <w:start w:val="1"/>
       <w:numFmt w:val="bullet"/>
       <w:lvlText w:val=""/>
@@ -1462,10 +1471,10 @@
         <w:ind w:left="4320" w:hanging="360"/>
       </w:pPr>
       <w:rPr>
-        <w:rFonts w:hint="default" w:ascii="Wingdings" w:hAnsi="Wingdings"/>
+        <w:rFonts w:ascii="Wingdings" w:hAnsi="Wingdings" w:hint="default"/>
       </w:rPr>
     </w:lvl>
-    <w:lvl xmlns:w="http://schemas.openxmlformats.org/wordprocessingml/2006/main" w:ilvl="6">
+    <w:lvl w:ilvl="6" w:tplc="DB6C3E3A">
       <w:start w:val="1"/>
       <w:numFmt w:val="bullet"/>
       <w:lvlText w:val=""/>
@@ -1474,10 +1483,10 @@
         <w:ind w:left="5040" w:hanging="360"/>
       </w:pPr>
       <w:rPr>
-        <w:rFonts w:hint="default" w:ascii="Symbol" w:hAnsi="Symbol"/>
+        <w:rFonts w:ascii="Symbol" w:hAnsi="Symbol" w:hint="default"/>
       </w:rPr>
     </w:lvl>
-    <w:lvl xmlns:w="http://schemas.openxmlformats.org/wordprocessingml/2006/main" w:ilvl="7">
+    <w:lvl w:ilvl="7" w:tplc="A6AA65E4">
       <w:start w:val="1"/>
       <w:numFmt w:val="bullet"/>
       <w:lvlText w:val="o"/>
@@ -1486,10 +1495,10 @@
         <w:ind w:left="5760" w:hanging="360"/>
       </w:pPr>
       <w:rPr>
-        <w:rFonts w:hint="default" w:ascii="Courier New" w:hAnsi="Courier New"/>
+        <w:rFonts w:ascii="Courier New" w:hAnsi="Courier New" w:hint="default"/>
       </w:rPr>
     </w:lvl>
-    <w:lvl xmlns:w="http://schemas.openxmlformats.org/wordprocessingml/2006/main" w:ilvl="8">
+    <w:lvl w:ilvl="8" w:tplc="459012DA">
       <w:start w:val="1"/>
       <w:numFmt w:val="bullet"/>
       <w:lvlText w:val=""/>
@@ -1498,14 +1507,15 @@
         <w:ind w:left="6480" w:hanging="360"/>
       </w:pPr>
       <w:rPr>
-        <w:rFonts w:hint="default" w:ascii="Wingdings" w:hAnsi="Wingdings"/>
+        <w:rFonts w:ascii="Wingdings" w:hAnsi="Wingdings" w:hint="default"/>
       </w:rPr>
     </w:lvl>
   </w:abstractNum>
-  <w:abstractNum xmlns:w="http://schemas.openxmlformats.org/wordprocessingml/2006/main" w:abstractNumId="2">
-    <w:nsid w:val="211d702d"/>
-    <w:multiLevelType xmlns:w="http://schemas.openxmlformats.org/wordprocessingml/2006/main" w:val="hybridMultilevel"/>
-    <w:lvl xmlns:w="http://schemas.openxmlformats.org/wordprocessingml/2006/main" w:ilvl="0">
+  <w:abstractNum w:abstractNumId="1" w15:restartNumberingAfterBreak="0">
+    <w:nsid w:val="211D702D"/>
+    <w:multiLevelType w:val="hybridMultilevel"/>
+    <w:tmpl w:val="59A0AF9C"/>
+    <w:lvl w:ilvl="0" w:tplc="9AE6EFB2">
       <w:start w:val="1"/>
       <w:numFmt w:val="bullet"/>
       <w:lvlText w:val=""/>
@@ -1514,10 +1524,10 @@
         <w:ind w:left="720" w:hanging="360"/>
       </w:pPr>
       <w:rPr>
-        <w:rFonts w:hint="default" w:ascii="Symbol" w:hAnsi="Symbol"/>
+        <w:rFonts w:ascii="Symbol" w:hAnsi="Symbol" w:hint="default"/>
       </w:rPr>
     </w:lvl>
-    <w:lvl xmlns:w="http://schemas.openxmlformats.org/wordprocessingml/2006/main" w:ilvl="1">
+    <w:lvl w:ilvl="1" w:tplc="2AC4F6AA">
       <w:start w:val="1"/>
       <w:numFmt w:val="bullet"/>
       <w:lvlText w:val="o"/>
@@ -1526,10 +1536,10 @@
         <w:ind w:left="1440" w:hanging="360"/>
       </w:pPr>
       <w:rPr>
-        <w:rFonts w:hint="default" w:ascii="Courier New" w:hAnsi="Courier New"/>
+        <w:rFonts w:ascii="Courier New" w:hAnsi="Courier New" w:hint="default"/>
       </w:rPr>
     </w:lvl>
-    <w:lvl xmlns:w="http://schemas.openxmlformats.org/wordprocessingml/2006/main" w:ilvl="2">
+    <w:lvl w:ilvl="2" w:tplc="6FC8E2C8">
       <w:start w:val="1"/>
       <w:numFmt w:val="bullet"/>
       <w:lvlText w:val=""/>
@@ -1538,10 +1548,10 @@
         <w:ind w:left="2160" w:hanging="360"/>
       </w:pPr>
       <w:rPr>
-        <w:rFonts w:hint="default" w:ascii="Wingdings" w:hAnsi="Wingdings"/>
+        <w:rFonts w:ascii="Wingdings" w:hAnsi="Wingdings" w:hint="default"/>
       </w:rPr>
     </w:lvl>
-    <w:lvl xmlns:w="http://schemas.openxmlformats.org/wordprocessingml/2006/main" w:ilvl="3">
+    <w:lvl w:ilvl="3" w:tplc="B67EA998">
       <w:start w:val="1"/>
       <w:numFmt w:val="bullet"/>
       <w:lvlText w:val=""/>
@@ -1550,10 +1560,10 @@
         <w:ind w:left="2880" w:hanging="360"/>
       </w:pPr>
       <w:rPr>
-        <w:rFonts w:hint="default" w:ascii="Symbol" w:hAnsi="Symbol"/>
+        <w:rFonts w:ascii="Symbol" w:hAnsi="Symbol" w:hint="default"/>
       </w:rPr>
     </w:lvl>
-    <w:lvl xmlns:w="http://schemas.openxmlformats.org/wordprocessingml/2006/main" w:ilvl="4">
+    <w:lvl w:ilvl="4" w:tplc="A0149146">
       <w:start w:val="1"/>
       <w:numFmt w:val="bullet"/>
       <w:lvlText w:val="o"/>
@@ -1562,10 +1572,10 @@
         <w:ind w:left="3600" w:hanging="360"/>
       </w:pPr>
       <w:rPr>
-        <w:rFonts w:hint="default" w:ascii="Courier New" w:hAnsi="Courier New"/>
+        <w:rFonts w:ascii="Courier New" w:hAnsi="Courier New" w:hint="default"/>
       </w:rPr>
     </w:lvl>
-    <w:lvl xmlns:w="http://schemas.openxmlformats.org/wordprocessingml/2006/main" w:ilvl="5">
+    <w:lvl w:ilvl="5" w:tplc="A55C3438">
       <w:start w:val="1"/>
       <w:numFmt w:val="bullet"/>
       <w:lvlText w:val=""/>
@@ -1574,10 +1584,10 @@
         <w:ind w:left="4320" w:hanging="360"/>
       </w:pPr>
       <w:rPr>
-        <w:rFonts w:hint="default" w:ascii="Wingdings" w:hAnsi="Wingdings"/>
+        <w:rFonts w:ascii="Wingdings" w:hAnsi="Wingdings" w:hint="default"/>
       </w:rPr>
     </w:lvl>
-    <w:lvl xmlns:w="http://schemas.openxmlformats.org/wordprocessingml/2006/main" w:ilvl="6">
+    <w:lvl w:ilvl="6" w:tplc="A0AC96D2">
       <w:start w:val="1"/>
       <w:numFmt w:val="bullet"/>
       <w:lvlText w:val=""/>
@@ -1586,10 +1596,10 @@
         <w:ind w:left="5040" w:hanging="360"/>
       </w:pPr>
       <w:rPr>
-        <w:rFonts w:hint="default" w:ascii="Symbol" w:hAnsi="Symbol"/>
+        <w:rFonts w:ascii="Symbol" w:hAnsi="Symbol" w:hint="default"/>
       </w:rPr>
     </w:lvl>
-    <w:lvl xmlns:w="http://schemas.openxmlformats.org/wordprocessingml/2006/main" w:ilvl="7">
+    <w:lvl w:ilvl="7" w:tplc="97FC493C">
       <w:start w:val="1"/>
       <w:numFmt w:val="bullet"/>
       <w:lvlText w:val="o"/>
@@ -1598,10 +1608,10 @@
         <w:ind w:left="5760" w:hanging="360"/>
       </w:pPr>
       <w:rPr>
-        <w:rFonts w:hint="default" w:ascii="Courier New" w:hAnsi="Courier New"/>
+        <w:rFonts w:ascii="Courier New" w:hAnsi="Courier New" w:hint="default"/>
       </w:rPr>
     </w:lvl>
-    <w:lvl xmlns:w="http://schemas.openxmlformats.org/wordprocessingml/2006/main" w:ilvl="8">
+    <w:lvl w:ilvl="8" w:tplc="DC00ABCE">
       <w:start w:val="1"/>
       <w:numFmt w:val="bullet"/>
       <w:lvlText w:val=""/>
@@ -1610,14 +1620,15 @@
         <w:ind w:left="6480" w:hanging="360"/>
       </w:pPr>
       <w:rPr>
-        <w:rFonts w:hint="default" w:ascii="Wingdings" w:hAnsi="Wingdings"/>
+        <w:rFonts w:ascii="Wingdings" w:hAnsi="Wingdings" w:hint="default"/>
       </w:rPr>
     </w:lvl>
   </w:abstractNum>
-  <w:abstractNum xmlns:w="http://schemas.openxmlformats.org/wordprocessingml/2006/main" w:abstractNumId="1">
-    <w:nsid w:val="33bebba"/>
-    <w:multiLevelType xmlns:w="http://schemas.openxmlformats.org/wordprocessingml/2006/main" w:val="hybridMultilevel"/>
-    <w:lvl xmlns:w="http://schemas.openxmlformats.org/wordprocessingml/2006/main" w:ilvl="0">
+  <w:abstractNum w:abstractNumId="2" w15:restartNumberingAfterBreak="0">
+    <w:nsid w:val="2C3239D0"/>
+    <w:multiLevelType w:val="hybridMultilevel"/>
+    <w:tmpl w:val="A36E2F4C"/>
+    <w:lvl w:ilvl="0" w:tplc="CA107156">
       <w:start w:val="1"/>
       <w:numFmt w:val="bullet"/>
       <w:lvlText w:val=""/>
@@ -1626,10 +1637,10 @@
         <w:ind w:left="720" w:hanging="360"/>
       </w:pPr>
       <w:rPr>
-        <w:rFonts w:hint="default" w:ascii="Symbol" w:hAnsi="Symbol"/>
+        <w:rFonts w:ascii="Symbol" w:hAnsi="Symbol" w:hint="default"/>
       </w:rPr>
     </w:lvl>
-    <w:lvl xmlns:w="http://schemas.openxmlformats.org/wordprocessingml/2006/main" w:ilvl="1">
+    <w:lvl w:ilvl="1" w:tplc="8C229B16">
       <w:start w:val="1"/>
       <w:numFmt w:val="bullet"/>
       <w:lvlText w:val="o"/>
@@ -1638,10 +1649,10 @@
         <w:ind w:left="1440" w:hanging="360"/>
       </w:pPr>
       <w:rPr>
-        <w:rFonts w:hint="default" w:ascii="Courier New" w:hAnsi="Courier New"/>
+        <w:rFonts w:ascii="Courier New" w:hAnsi="Courier New" w:hint="default"/>
       </w:rPr>
     </w:lvl>
-    <w:lvl xmlns:w="http://schemas.openxmlformats.org/wordprocessingml/2006/main" w:ilvl="2">
+    <w:lvl w:ilvl="2" w:tplc="07A6C4C6">
       <w:start w:val="1"/>
       <w:numFmt w:val="bullet"/>
       <w:lvlText w:val=""/>
@@ -1650,10 +1661,10 @@
         <w:ind w:left="2160" w:hanging="360"/>
       </w:pPr>
       <w:rPr>
-        <w:rFonts w:hint="default" w:ascii="Wingdings" w:hAnsi="Wingdings"/>
+        <w:rFonts w:ascii="Wingdings" w:hAnsi="Wingdings" w:hint="default"/>
       </w:rPr>
     </w:lvl>
-    <w:lvl xmlns:w="http://schemas.openxmlformats.org/wordprocessingml/2006/main" w:ilvl="3">
+    <w:lvl w:ilvl="3" w:tplc="8E3C096C">
       <w:start w:val="1"/>
       <w:numFmt w:val="bullet"/>
       <w:lvlText w:val=""/>
@@ -1662,10 +1673,10 @@
         <w:ind w:left="2880" w:hanging="360"/>
       </w:pPr>
       <w:rPr>
-        <w:rFonts w:hint="default" w:ascii="Symbol" w:hAnsi="Symbol"/>
+        <w:rFonts w:ascii="Symbol" w:hAnsi="Symbol" w:hint="default"/>
       </w:rPr>
     </w:lvl>
-    <w:lvl xmlns:w="http://schemas.openxmlformats.org/wordprocessingml/2006/main" w:ilvl="4">
+    <w:lvl w:ilvl="4" w:tplc="B5728308">
       <w:start w:val="1"/>
       <w:numFmt w:val="bullet"/>
       <w:lvlText w:val="o"/>
@@ -1674,10 +1685,10 @@
         <w:ind w:left="3600" w:hanging="360"/>
       </w:pPr>
       <w:rPr>
-        <w:rFonts w:hint="default" w:ascii="Courier New" w:hAnsi="Courier New"/>
+        <w:rFonts w:ascii="Courier New" w:hAnsi="Courier New" w:hint="default"/>
       </w:rPr>
     </w:lvl>
-    <w:lvl xmlns:w="http://schemas.openxmlformats.org/wordprocessingml/2006/main" w:ilvl="5">
+    <w:lvl w:ilvl="5" w:tplc="6FBCEEF8">
       <w:start w:val="1"/>
       <w:numFmt w:val="bullet"/>
       <w:lvlText w:val=""/>
@@ -1686,10 +1697,10 @@
         <w:ind w:left="4320" w:hanging="360"/>
       </w:pPr>
       <w:rPr>
-        <w:rFonts w:hint="default" w:ascii="Wingdings" w:hAnsi="Wingdings"/>
+        <w:rFonts w:ascii="Wingdings" w:hAnsi="Wingdings" w:hint="default"/>
       </w:rPr>
     </w:lvl>
-    <w:lvl xmlns:w="http://schemas.openxmlformats.org/wordprocessingml/2006/main" w:ilvl="6">
+    <w:lvl w:ilvl="6" w:tplc="48043FE4">
       <w:start w:val="1"/>
       <w:numFmt w:val="bullet"/>
       <w:lvlText w:val=""/>
@@ -1698,10 +1709,10 @@
         <w:ind w:left="5040" w:hanging="360"/>
       </w:pPr>
       <w:rPr>
-        <w:rFonts w:hint="default" w:ascii="Symbol" w:hAnsi="Symbol"/>
+        <w:rFonts w:ascii="Symbol" w:hAnsi="Symbol" w:hint="default"/>
       </w:rPr>
     </w:lvl>
-    <w:lvl xmlns:w="http://schemas.openxmlformats.org/wordprocessingml/2006/main" w:ilvl="7">
+    <w:lvl w:ilvl="7" w:tplc="5D9ED640">
       <w:start w:val="1"/>
       <w:numFmt w:val="bullet"/>
       <w:lvlText w:val="o"/>
@@ -1710,10 +1721,10 @@
         <w:ind w:left="5760" w:hanging="360"/>
       </w:pPr>
       <w:rPr>
-        <w:rFonts w:hint="default" w:ascii="Courier New" w:hAnsi="Courier New"/>
+        <w:rFonts w:ascii="Courier New" w:hAnsi="Courier New" w:hint="default"/>
       </w:rPr>
     </w:lvl>
-    <w:lvl xmlns:w="http://schemas.openxmlformats.org/wordprocessingml/2006/main" w:ilvl="8">
+    <w:lvl w:ilvl="8" w:tplc="0FC414FA">
       <w:start w:val="1"/>
       <w:numFmt w:val="bullet"/>
       <w:lvlText w:val=""/>
@@ -1722,65 +1733,34 @@
         <w:ind w:left="6480" w:hanging="360"/>
       </w:pPr>
       <w:rPr>
-        <w:rFonts w:hint="default" w:ascii="Wingdings" w:hAnsi="Wingdings"/>
+        <w:rFonts w:ascii="Wingdings" w:hAnsi="Wingdings" w:hint="default"/>
       </w:rPr>
     </w:lvl>
   </w:abstractNum>
-  <w:num w:numId="3">
-    <w:abstractNumId w:val="3"/>
-  </w:num>
-  <w:num w:numId="2">
+  <w:num w:numId="1" w16cid:durableId="1357579812">
     <w:abstractNumId w:val="2"/>
   </w:num>
-  <w:num w:numId="1">
+  <w:num w:numId="2" w16cid:durableId="31076583">
     <w:abstractNumId w:val="1"/>
+  </w:num>
+  <w:num w:numId="3" w16cid:durableId="1023440135">
+    <w:abstractNumId w:val="0"/>
   </w:num>
 </w:numbering>
 </file>
 
 <file path=word/styles.xml><?xml version="1.0" encoding="utf-8"?>
-<w:styles xmlns:wp14="http://schemas.microsoft.com/office/word/2010/wordprocessingDrawing" xmlns:w="http://schemas.openxmlformats.org/wordprocessingml/2006/main" xmlns:mc="http://schemas.openxmlformats.org/markup-compatibility/2006" xmlns:w14="http://schemas.microsoft.com/office/word/2010/wordml" mc:Ignorable="w14 wp14">
+<w:styles xmlns:mc="http://schemas.openxmlformats.org/markup-compatibility/2006" xmlns:r="http://schemas.openxmlformats.org/officeDocument/2006/relationships" xmlns:w="http://schemas.openxmlformats.org/wordprocessingml/2006/main" xmlns:w14="http://schemas.microsoft.com/office/word/2010/wordml" xmlns:w15="http://schemas.microsoft.com/office/word/2012/wordml" xmlns:w16cex="http://schemas.microsoft.com/office/word/2018/wordml/cex" xmlns:w16cid="http://schemas.microsoft.com/office/word/2016/wordml/cid" xmlns:w16="http://schemas.microsoft.com/office/word/2018/wordml" xmlns:w16du="http://schemas.microsoft.com/office/word/2023/wordml/word16du" xmlns:w16sdtdh="http://schemas.microsoft.com/office/word/2020/wordml/sdtdatahash" xmlns:w16sdtfl="http://schemas.microsoft.com/office/word/2024/wordml/sdtformatlock" xmlns:w16se="http://schemas.microsoft.com/office/word/2015/wordml/symex" mc:Ignorable="w14 w15 w16se w16cid w16 w16cex w16sdtdh w16sdtfl w16du">
   <w:docDefaults>
     <w:rPrDefault>
       <w:rPr>
-        <w:rFonts w:ascii="Times New Roman" w:hAnsi="Times New Roman" w:eastAsia="Arial Unicode MS" w:cs="Times New Roman"/>
-        <w:b w:val="0"/>
-        <w:bCs w:val="0"/>
-        <w:i w:val="0"/>
-        <w:iCs w:val="0"/>
-        <w:caps w:val="0"/>
-        <w:smallCaps w:val="0"/>
-        <w:strike w:val="0"/>
-        <w:dstrike w:val="0"/>
-        <w:outline w:val="0"/>
-        <w:emboss w:val="0"/>
-        <w:imprint w:val="0"/>
-        <w:vanish w:val="0"/>
-        <w:color w:val="auto"/>
-        <w:spacing w:val="0"/>
-        <w:w w:val="100"/>
-        <w:kern w:val="0"/>
-        <w:position w:val="0"/>
-        <w:sz w:val="20"/>
-        <w:szCs w:val="20"/>
-        <w:u w:val="none" w:color="auto"/>
+        <w:rFonts w:ascii="Times New Roman" w:eastAsia="Arial Unicode MS" w:hAnsi="Times New Roman" w:cs="Times New Roman"/>
         <w:bdr w:val="nil"/>
-        <w:vertAlign w:val="baseline"/>
-        <w:lang/>
+        <w:lang w:val="en-US" w:eastAsia="en-US" w:bidi="ar-SA"/>
       </w:rPr>
     </w:rPrDefault>
     <w:pPrDefault>
       <w:pPr>
-        <w:keepNext w:val="0"/>
-        <w:keepLines w:val="0"/>
-        <w:pageBreakBefore w:val="0"/>
-        <w:framePr w:w="0" w:h="0" w:vSpace="0" w:hSpace="0" w:vAnchor="margin" w:xAlign="left" w:y="0" w:hRule="exact" w:anchorLock="0"/>
-        <w:widowControl w:val="1"/>
-        <w:numPr>
-          <w:ilvl w:val="0"/>
-          <w:numId w:val="0"/>
-        </w:numPr>
-        <w:suppressLineNumbers w:val="0"/>
         <w:pBdr>
           <w:top w:val="nil"/>
           <w:left w:val="nil"/>
@@ -1789,28 +1769,421 @@
           <w:between w:val="nil"/>
           <w:bar w:val="nil"/>
         </w:pBdr>
-        <w:shd w:val="clear" w:color="auto" w:fill="auto"/>
-        <w:suppressAutoHyphens w:val="0"/>
-        <w:spacing w:before="0" w:beforeAutospacing="0" w:after="0" w:afterAutospacing="0" w:line="240" w:lineRule="auto"/>
-        <w:ind w:left="0" w:right="0" w:firstLine="0"/>
-        <w:jc w:val="left"/>
-        <w:outlineLvl w:val="9"/>
       </w:pPr>
     </w:pPrDefault>
   </w:docDefaults>
-  <w:style w:type="paragraph" w:styleId="Normal" w:default="1">
+  <w:latentStyles w:defLockedState="0" w:defUIPriority="99" w:defSemiHidden="0" w:defUnhideWhenUsed="0" w:defQFormat="0" w:count="376">
+    <w:lsdException w:name="Normal" w:uiPriority="0" w:qFormat="1"/>
+    <w:lsdException w:name="heading 1" w:uiPriority="9" w:qFormat="1"/>
+    <w:lsdException w:name="heading 2" w:semiHidden="1" w:uiPriority="9" w:unhideWhenUsed="1" w:qFormat="1"/>
+    <w:lsdException w:name="heading 3" w:semiHidden="1" w:uiPriority="9" w:unhideWhenUsed="1" w:qFormat="1"/>
+    <w:lsdException w:name="heading 4" w:semiHidden="1" w:uiPriority="9" w:unhideWhenUsed="1" w:qFormat="1"/>
+    <w:lsdException w:name="heading 5" w:semiHidden="1" w:uiPriority="9" w:unhideWhenUsed="1" w:qFormat="1"/>
+    <w:lsdException w:name="heading 6" w:semiHidden="1" w:uiPriority="9" w:unhideWhenUsed="1" w:qFormat="1"/>
+    <w:lsdException w:name="heading 7" w:semiHidden="1" w:uiPriority="9" w:unhideWhenUsed="1" w:qFormat="1"/>
+    <w:lsdException w:name="heading 8" w:semiHidden="1" w:uiPriority="9" w:unhideWhenUsed="1" w:qFormat="1"/>
+    <w:lsdException w:name="heading 9" w:semiHidden="1" w:uiPriority="9" w:unhideWhenUsed="1" w:qFormat="1"/>
+    <w:lsdException w:name="index 1" w:semiHidden="1" w:unhideWhenUsed="1"/>
+    <w:lsdException w:name="index 2" w:semiHidden="1" w:unhideWhenUsed="1"/>
+    <w:lsdException w:name="index 3" w:semiHidden="1" w:unhideWhenUsed="1"/>
+    <w:lsdException w:name="index 4" w:semiHidden="1" w:unhideWhenUsed="1"/>
+    <w:lsdException w:name="index 5" w:semiHidden="1" w:unhideWhenUsed="1"/>
+    <w:lsdException w:name="index 6" w:semiHidden="1" w:unhideWhenUsed="1"/>
+    <w:lsdException w:name="index 7" w:semiHidden="1" w:unhideWhenUsed="1"/>
+    <w:lsdException w:name="index 8" w:semiHidden="1" w:unhideWhenUsed="1"/>
+    <w:lsdException w:name="index 9" w:semiHidden="1" w:unhideWhenUsed="1"/>
+    <w:lsdException w:name="toc 1" w:semiHidden="1" w:uiPriority="39" w:unhideWhenUsed="1"/>
+    <w:lsdException w:name="toc 2" w:semiHidden="1" w:uiPriority="39" w:unhideWhenUsed="1"/>
+    <w:lsdException w:name="toc 3" w:semiHidden="1" w:uiPriority="39" w:unhideWhenUsed="1"/>
+    <w:lsdException w:name="toc 4" w:semiHidden="1" w:uiPriority="39" w:unhideWhenUsed="1"/>
+    <w:lsdException w:name="toc 5" w:semiHidden="1" w:uiPriority="39" w:unhideWhenUsed="1"/>
+    <w:lsdException w:name="toc 6" w:semiHidden="1" w:uiPriority="39" w:unhideWhenUsed="1"/>
+    <w:lsdException w:name="toc 7" w:semiHidden="1" w:uiPriority="39" w:unhideWhenUsed="1"/>
+    <w:lsdException w:name="toc 8" w:semiHidden="1" w:uiPriority="39" w:unhideWhenUsed="1"/>
+    <w:lsdException w:name="toc 9" w:semiHidden="1" w:uiPriority="39" w:unhideWhenUsed="1"/>
+    <w:lsdException w:name="Normal Indent" w:semiHidden="1" w:unhideWhenUsed="1"/>
+    <w:lsdException w:name="footnote text" w:semiHidden="1" w:unhideWhenUsed="1"/>
+    <w:lsdException w:name="annotation text" w:semiHidden="1" w:unhideWhenUsed="1"/>
+    <w:lsdException w:name="header" w:semiHidden="1" w:unhideWhenUsed="1"/>
+    <w:lsdException w:name="footer" w:semiHidden="1" w:unhideWhenUsed="1"/>
+    <w:lsdException w:name="index heading" w:semiHidden="1" w:unhideWhenUsed="1"/>
+    <w:lsdException w:name="caption" w:semiHidden="1" w:uiPriority="35" w:unhideWhenUsed="1" w:qFormat="1"/>
+    <w:lsdException w:name="table of figures" w:semiHidden="1" w:unhideWhenUsed="1"/>
+    <w:lsdException w:name="envelope address" w:semiHidden="1" w:unhideWhenUsed="1"/>
+    <w:lsdException w:name="envelope return" w:semiHidden="1" w:unhideWhenUsed="1"/>
+    <w:lsdException w:name="footnote reference" w:semiHidden="1" w:unhideWhenUsed="1"/>
+    <w:lsdException w:name="annotation reference" w:semiHidden="1" w:unhideWhenUsed="1"/>
+    <w:lsdException w:name="line number" w:semiHidden="1" w:unhideWhenUsed="1"/>
+    <w:lsdException w:name="page number" w:semiHidden="1" w:unhideWhenUsed="1"/>
+    <w:lsdException w:name="endnote reference" w:semiHidden="1" w:unhideWhenUsed="1"/>
+    <w:lsdException w:name="endnote text" w:semiHidden="1" w:unhideWhenUsed="1"/>
+    <w:lsdException w:name="table of authorities" w:semiHidden="1" w:unhideWhenUsed="1"/>
+    <w:lsdException w:name="macro" w:semiHidden="1" w:unhideWhenUsed="1"/>
+    <w:lsdException w:name="toa heading" w:semiHidden="1" w:unhideWhenUsed="1"/>
+    <w:lsdException w:name="List" w:semiHidden="1" w:unhideWhenUsed="1"/>
+    <w:lsdException w:name="List Bullet" w:semiHidden="1" w:unhideWhenUsed="1"/>
+    <w:lsdException w:name="List Number" w:semiHidden="1" w:unhideWhenUsed="1"/>
+    <w:lsdException w:name="List 2" w:semiHidden="1" w:unhideWhenUsed="1"/>
+    <w:lsdException w:name="List 3" w:semiHidden="1" w:unhideWhenUsed="1"/>
+    <w:lsdException w:name="List 4" w:semiHidden="1" w:unhideWhenUsed="1"/>
+    <w:lsdException w:name="List 5" w:semiHidden="1" w:unhideWhenUsed="1"/>
+    <w:lsdException w:name="List Bullet 2" w:semiHidden="1" w:unhideWhenUsed="1"/>
+    <w:lsdException w:name="List Bullet 3" w:semiHidden="1" w:unhideWhenUsed="1"/>
+    <w:lsdException w:name="List Bullet 4" w:semiHidden="1" w:unhideWhenUsed="1"/>
+    <w:lsdException w:name="List Bullet 5" w:semiHidden="1" w:unhideWhenUsed="1"/>
+    <w:lsdException w:name="List Number 2" w:semiHidden="1" w:unhideWhenUsed="1"/>
+    <w:lsdException w:name="List Number 3" w:semiHidden="1" w:unhideWhenUsed="1"/>
+    <w:lsdException w:name="List Number 4" w:semiHidden="1" w:unhideWhenUsed="1"/>
+    <w:lsdException w:name="List Number 5" w:semiHidden="1" w:unhideWhenUsed="1"/>
+    <w:lsdException w:name="Title" w:uiPriority="10" w:qFormat="1"/>
+    <w:lsdException w:name="Closing" w:semiHidden="1" w:unhideWhenUsed="1"/>
+    <w:lsdException w:name="Signature" w:semiHidden="1" w:unhideWhenUsed="1"/>
+    <w:lsdException w:name="Default Paragraph Font" w:semiHidden="1" w:uiPriority="1" w:unhideWhenUsed="1"/>
+    <w:lsdException w:name="Body Text" w:semiHidden="1" w:unhideWhenUsed="1"/>
+    <w:lsdException w:name="Body Text Indent" w:semiHidden="1" w:unhideWhenUsed="1"/>
+    <w:lsdException w:name="List Continue" w:semiHidden="1" w:unhideWhenUsed="1"/>
+    <w:lsdException w:name="List Continue 2" w:semiHidden="1" w:unhideWhenUsed="1"/>
+    <w:lsdException w:name="List Continue 3" w:semiHidden="1" w:unhideWhenUsed="1"/>
+    <w:lsdException w:name="List Continue 4" w:semiHidden="1" w:unhideWhenUsed="1"/>
+    <w:lsdException w:name="List Continue 5" w:semiHidden="1" w:unhideWhenUsed="1"/>
+    <w:lsdException w:name="Message Header" w:semiHidden="1" w:unhideWhenUsed="1"/>
+    <w:lsdException w:name="Subtitle" w:uiPriority="11" w:qFormat="1"/>
+    <w:lsdException w:name="Salutation" w:semiHidden="1" w:unhideWhenUsed="1"/>
+    <w:lsdException w:name="Date" w:semiHidden="1" w:unhideWhenUsed="1"/>
+    <w:lsdException w:name="Body Text First Indent" w:semiHidden="1" w:unhideWhenUsed="1"/>
+    <w:lsdException w:name="Body Text First Indent 2" w:semiHidden="1" w:unhideWhenUsed="1"/>
+    <w:lsdException w:name="Note Heading" w:semiHidden="1" w:unhideWhenUsed="1"/>
+    <w:lsdException w:name="Body Text 2" w:semiHidden="1" w:unhideWhenUsed="1"/>
+    <w:lsdException w:name="Body Text 3" w:semiHidden="1" w:unhideWhenUsed="1"/>
+    <w:lsdException w:name="Body Text Indent 2" w:semiHidden="1" w:unhideWhenUsed="1"/>
+    <w:lsdException w:name="Body Text Indent 3" w:semiHidden="1" w:unhideWhenUsed="1"/>
+    <w:lsdException w:name="Block Text" w:semiHidden="1" w:unhideWhenUsed="1"/>
+    <w:lsdException w:name="Hyperlink" w:semiHidden="1" w:unhideWhenUsed="1"/>
+    <w:lsdException w:name="FollowedHyperlink" w:semiHidden="1" w:unhideWhenUsed="1"/>
+    <w:lsdException w:name="Strong" w:uiPriority="22" w:qFormat="1"/>
+    <w:lsdException w:name="Emphasis" w:uiPriority="20" w:qFormat="1"/>
+    <w:lsdException w:name="Document Map" w:semiHidden="1" w:unhideWhenUsed="1"/>
+    <w:lsdException w:name="Plain Text" w:semiHidden="1" w:unhideWhenUsed="1"/>
+    <w:lsdException w:name="E-mail Signature" w:semiHidden="1" w:unhideWhenUsed="1"/>
+    <w:lsdException w:name="HTML Top of Form" w:semiHidden="1" w:unhideWhenUsed="1"/>
+    <w:lsdException w:name="HTML Bottom of Form" w:semiHidden="1" w:unhideWhenUsed="1"/>
+    <w:lsdException w:name="Normal (Web)" w:semiHidden="1" w:unhideWhenUsed="1"/>
+    <w:lsdException w:name="HTML Acronym" w:semiHidden="1" w:unhideWhenUsed="1"/>
+    <w:lsdException w:name="HTML Address" w:semiHidden="1" w:unhideWhenUsed="1"/>
+    <w:lsdException w:name="HTML Cite" w:semiHidden="1" w:unhideWhenUsed="1"/>
+    <w:lsdException w:name="HTML Code" w:semiHidden="1" w:unhideWhenUsed="1"/>
+    <w:lsdException w:name="HTML Definition" w:semiHidden="1" w:unhideWhenUsed="1"/>
+    <w:lsdException w:name="HTML Keyboard" w:semiHidden="1" w:unhideWhenUsed="1"/>
+    <w:lsdException w:name="HTML Preformatted" w:semiHidden="1" w:unhideWhenUsed="1"/>
+    <w:lsdException w:name="HTML Sample" w:semiHidden="1" w:unhideWhenUsed="1"/>
+    <w:lsdException w:name="HTML Typewriter" w:semiHidden="1" w:unhideWhenUsed="1"/>
+    <w:lsdException w:name="HTML Variable" w:semiHidden="1" w:unhideWhenUsed="1"/>
+    <w:lsdException w:name="Normal Table" w:semiHidden="1" w:unhideWhenUsed="1"/>
+    <w:lsdException w:name="annotation subject" w:semiHidden="1" w:unhideWhenUsed="1"/>
+    <w:lsdException w:name="No List" w:semiHidden="1" w:unhideWhenUsed="1"/>
+    <w:lsdException w:name="Outline List 1" w:semiHidden="1" w:unhideWhenUsed="1"/>
+    <w:lsdException w:name="Outline List 2" w:semiHidden="1" w:unhideWhenUsed="1"/>
+    <w:lsdException w:name="Outline List 3" w:semiHidden="1" w:unhideWhenUsed="1"/>
+    <w:lsdException w:name="Table Simple 1" w:semiHidden="1" w:unhideWhenUsed="1"/>
+    <w:lsdException w:name="Table Simple 2" w:semiHidden="1" w:unhideWhenUsed="1"/>
+    <w:lsdException w:name="Table Simple 3" w:semiHidden="1" w:unhideWhenUsed="1"/>
+    <w:lsdException w:name="Table Classic 1" w:semiHidden="1" w:unhideWhenUsed="1"/>
+    <w:lsdException w:name="Table Classic 2" w:semiHidden="1" w:unhideWhenUsed="1"/>
+    <w:lsdException w:name="Table Classic 3" w:semiHidden="1" w:unhideWhenUsed="1"/>
+    <w:lsdException w:name="Table Classic 4" w:semiHidden="1" w:unhideWhenUsed="1"/>
+    <w:lsdException w:name="Table Colorful 1" w:semiHidden="1" w:unhideWhenUsed="1"/>
+    <w:lsdException w:name="Table Colorful 2" w:semiHidden="1" w:unhideWhenUsed="1"/>
+    <w:lsdException w:name="Table Colorful 3" w:semiHidden="1" w:unhideWhenUsed="1"/>
+    <w:lsdException w:name="Table Columns 1" w:semiHidden="1" w:unhideWhenUsed="1"/>
+    <w:lsdException w:name="Table Columns 2" w:semiHidden="1" w:unhideWhenUsed="1"/>
+    <w:lsdException w:name="Table Columns 3" w:semiHidden="1" w:unhideWhenUsed="1"/>
+    <w:lsdException w:name="Table Columns 4" w:semiHidden="1" w:unhideWhenUsed="1"/>
+    <w:lsdException w:name="Table Columns 5" w:semiHidden="1" w:unhideWhenUsed="1"/>
+    <w:lsdException w:name="Table Grid 1" w:semiHidden="1" w:unhideWhenUsed="1"/>
+    <w:lsdException w:name="Table Grid 2" w:semiHidden="1" w:unhideWhenUsed="1"/>
+    <w:lsdException w:name="Table Grid 3" w:semiHidden="1" w:unhideWhenUsed="1"/>
+    <w:lsdException w:name="Table Grid 4" w:semiHidden="1" w:unhideWhenUsed="1"/>
+    <w:lsdException w:name="Table Grid 5" w:semiHidden="1" w:unhideWhenUsed="1"/>
+    <w:lsdException w:name="Table Grid 6" w:semiHidden="1" w:unhideWhenUsed="1"/>
+    <w:lsdException w:name="Table Grid 7" w:semiHidden="1" w:unhideWhenUsed="1"/>
+    <w:lsdException w:name="Table Grid 8" w:semiHidden="1" w:unhideWhenUsed="1"/>
+    <w:lsdException w:name="Table List 1" w:semiHidden="1" w:unhideWhenUsed="1"/>
+    <w:lsdException w:name="Table List 2" w:semiHidden="1" w:unhideWhenUsed="1"/>
+    <w:lsdException w:name="Table List 3" w:semiHidden="1" w:unhideWhenUsed="1"/>
+    <w:lsdException w:name="Table List 4" w:semiHidden="1" w:unhideWhenUsed="1"/>
+    <w:lsdException w:name="Table List 5" w:semiHidden="1" w:unhideWhenUsed="1"/>
+    <w:lsdException w:name="Table List 6" w:semiHidden="1" w:unhideWhenUsed="1"/>
+    <w:lsdException w:name="Table List 7" w:semiHidden="1" w:unhideWhenUsed="1"/>
+    <w:lsdException w:name="Table List 8" w:semiHidden="1" w:unhideWhenUsed="1"/>
+    <w:lsdException w:name="Table 3D effects 1" w:semiHidden="1" w:unhideWhenUsed="1"/>
+    <w:lsdException w:name="Table 3D effects 2" w:semiHidden="1" w:unhideWhenUsed="1"/>
+    <w:lsdException w:name="Table 3D effects 3" w:semiHidden="1" w:unhideWhenUsed="1"/>
+    <w:lsdException w:name="Table Contemporary" w:semiHidden="1" w:unhideWhenUsed="1"/>
+    <w:lsdException w:name="Table Elegant" w:semiHidden="1" w:unhideWhenUsed="1"/>
+    <w:lsdException w:name="Table Professional" w:semiHidden="1" w:unhideWhenUsed="1"/>
+    <w:lsdException w:name="Table Subtle 1" w:semiHidden="1" w:unhideWhenUsed="1"/>
+    <w:lsdException w:name="Table Subtle 2" w:semiHidden="1" w:unhideWhenUsed="1"/>
+    <w:lsdException w:name="Table Web 1" w:semiHidden="1" w:unhideWhenUsed="1"/>
+    <w:lsdException w:name="Table Web 2" w:semiHidden="1" w:unhideWhenUsed="1"/>
+    <w:lsdException w:name="Table Web 3" w:semiHidden="1" w:unhideWhenUsed="1"/>
+    <w:lsdException w:name="Balloon Text" w:semiHidden="1" w:unhideWhenUsed="1"/>
+    <w:lsdException w:name="Table Grid" w:uiPriority="39"/>
+    <w:lsdException w:name="Table Theme" w:semiHidden="1" w:unhideWhenUsed="1"/>
+    <w:lsdException w:name="Placeholder Text" w:semiHidden="1"/>
+    <w:lsdException w:name="No Spacing" w:uiPriority="1" w:qFormat="1"/>
+    <w:lsdException w:name="Light Shading" w:uiPriority="60"/>
+    <w:lsdException w:name="Light List" w:uiPriority="61"/>
+    <w:lsdException w:name="Light Grid" w:uiPriority="62"/>
+    <w:lsdException w:name="Medium Shading 1" w:uiPriority="63"/>
+    <w:lsdException w:name="Medium Shading 2" w:uiPriority="64"/>
+    <w:lsdException w:name="Medium List 1" w:uiPriority="65"/>
+    <w:lsdException w:name="Medium List 2" w:uiPriority="66"/>
+    <w:lsdException w:name="Medium Grid 1" w:uiPriority="67"/>
+    <w:lsdException w:name="Medium Grid 2" w:uiPriority="68"/>
+    <w:lsdException w:name="Medium Grid 3" w:uiPriority="69"/>
+    <w:lsdException w:name="Dark List" w:uiPriority="70"/>
+    <w:lsdException w:name="Colorful Shading" w:uiPriority="71"/>
+    <w:lsdException w:name="Colorful List" w:uiPriority="72"/>
+    <w:lsdException w:name="Colorful Grid" w:uiPriority="73"/>
+    <w:lsdException w:name="Light Shading Accent 1" w:uiPriority="60"/>
+    <w:lsdException w:name="Light List Accent 1" w:uiPriority="61"/>
+    <w:lsdException w:name="Light Grid Accent 1" w:uiPriority="62"/>
+    <w:lsdException w:name="Medium Shading 1 Accent 1" w:uiPriority="63"/>
+    <w:lsdException w:name="Medium Shading 2 Accent 1" w:uiPriority="64"/>
+    <w:lsdException w:name="Medium List 1 Accent 1" w:uiPriority="65"/>
+    <w:lsdException w:name="Revision" w:semiHidden="1"/>
+    <w:lsdException w:name="List Paragraph" w:uiPriority="34" w:qFormat="1"/>
+    <w:lsdException w:name="Quote" w:uiPriority="29" w:qFormat="1"/>
+    <w:lsdException w:name="Intense Quote" w:uiPriority="30" w:qFormat="1"/>
+    <w:lsdException w:name="Medium List 2 Accent 1" w:uiPriority="66"/>
+    <w:lsdException w:name="Medium Grid 1 Accent 1" w:uiPriority="67"/>
+    <w:lsdException w:name="Medium Grid 2 Accent 1" w:uiPriority="68"/>
+    <w:lsdException w:name="Medium Grid 3 Accent 1" w:uiPriority="69"/>
+    <w:lsdException w:name="Dark List Accent 1" w:uiPriority="70"/>
+    <w:lsdException w:name="Colorful Shading Accent 1" w:uiPriority="71"/>
+    <w:lsdException w:name="Colorful List Accent 1" w:uiPriority="72"/>
+    <w:lsdException w:name="Colorful Grid Accent 1" w:uiPriority="73"/>
+    <w:lsdException w:name="Light Shading Accent 2" w:uiPriority="60"/>
+    <w:lsdException w:name="Light List Accent 2" w:uiPriority="61"/>
+    <w:lsdException w:name="Light Grid Accent 2" w:uiPriority="62"/>
+    <w:lsdException w:name="Medium Shading 1 Accent 2" w:uiPriority="63"/>
+    <w:lsdException w:name="Medium Shading 2 Accent 2" w:uiPriority="64"/>
+    <w:lsdException w:name="Medium List 1 Accent 2" w:uiPriority="65"/>
+    <w:lsdException w:name="Medium List 2 Accent 2" w:uiPriority="66"/>
+    <w:lsdException w:name="Medium Grid 1 Accent 2" w:uiPriority="67"/>
+    <w:lsdException w:name="Medium Grid 2 Accent 2" w:uiPriority="68"/>
+    <w:lsdException w:name="Medium Grid 3 Accent 2" w:uiPriority="69"/>
+    <w:lsdException w:name="Dark List Accent 2" w:uiPriority="70"/>
+    <w:lsdException w:name="Colorful Shading Accent 2" w:uiPriority="71"/>
+    <w:lsdException w:name="Colorful List Accent 2" w:uiPriority="72"/>
+    <w:lsdException w:name="Colorful Grid Accent 2" w:uiPriority="73"/>
+    <w:lsdException w:name="Light Shading Accent 3" w:uiPriority="60"/>
+    <w:lsdException w:name="Light List Accent 3" w:uiPriority="61"/>
+    <w:lsdException w:name="Light Grid Accent 3" w:uiPriority="62"/>
+    <w:lsdException w:name="Medium Shading 1 Accent 3" w:uiPriority="63"/>
+    <w:lsdException w:name="Medium Shading 2 Accent 3" w:uiPriority="64"/>
+    <w:lsdException w:name="Medium List 1 Accent 3" w:uiPriority="65"/>
+    <w:lsdException w:name="Medium List 2 Accent 3" w:uiPriority="66"/>
+    <w:lsdException w:name="Medium Grid 1 Accent 3" w:uiPriority="67"/>
+    <w:lsdException w:name="Medium Grid 2 Accent 3" w:uiPriority="68"/>
+    <w:lsdException w:name="Medium Grid 3 Accent 3" w:uiPriority="69"/>
+    <w:lsdException w:name="Dark List Accent 3" w:uiPriority="70"/>
+    <w:lsdException w:name="Colorful Shading Accent 3" w:uiPriority="71"/>
+    <w:lsdException w:name="Colorful List Accent 3" w:uiPriority="72"/>
+    <w:lsdException w:name="Colorful Grid Accent 3" w:uiPriority="73"/>
+    <w:lsdException w:name="Light Shading Accent 4" w:uiPriority="60"/>
+    <w:lsdException w:name="Light List Accent 4" w:uiPriority="61"/>
+    <w:lsdException w:name="Light Grid Accent 4" w:uiPriority="62"/>
+    <w:lsdException w:name="Medium Shading 1 Accent 4" w:uiPriority="63"/>
+    <w:lsdException w:name="Medium Shading 2 Accent 4" w:uiPriority="64"/>
+    <w:lsdException w:name="Medium List 1 Accent 4" w:uiPriority="65"/>
+    <w:lsdException w:name="Medium List 2 Accent 4" w:uiPriority="66"/>
+    <w:lsdException w:name="Medium Grid 1 Accent 4" w:uiPriority="67"/>
+    <w:lsdException w:name="Medium Grid 2 Accent 4" w:uiPriority="68"/>
+    <w:lsdException w:name="Medium Grid 3 Accent 4" w:uiPriority="69"/>
+    <w:lsdException w:name="Dark List Accent 4" w:uiPriority="70"/>
+    <w:lsdException w:name="Colorful Shading Accent 4" w:uiPriority="71"/>
+    <w:lsdException w:name="Colorful List Accent 4" w:uiPriority="72"/>
+    <w:lsdException w:name="Colorful Grid Accent 4" w:uiPriority="73"/>
+    <w:lsdException w:name="Light Shading Accent 5" w:uiPriority="60"/>
+    <w:lsdException w:name="Light List Accent 5" w:uiPriority="61"/>
+    <w:lsdException w:name="Light Grid Accent 5" w:uiPriority="62"/>
+    <w:lsdException w:name="Medium Shading 1 Accent 5" w:uiPriority="63"/>
+    <w:lsdException w:name="Medium Shading 2 Accent 5" w:uiPriority="64"/>
+    <w:lsdException w:name="Medium List 1 Accent 5" w:uiPriority="65"/>
+    <w:lsdException w:name="Medium List 2 Accent 5" w:uiPriority="66"/>
+    <w:lsdException w:name="Medium Grid 1 Accent 5" w:uiPriority="67"/>
+    <w:lsdException w:name="Medium Grid 2 Accent 5" w:uiPriority="68"/>
+    <w:lsdException w:name="Medium Grid 3 Accent 5" w:uiPriority="69"/>
+    <w:lsdException w:name="Dark List Accent 5" w:uiPriority="70"/>
+    <w:lsdException w:name="Colorful Shading Accent 5" w:uiPriority="71"/>
+    <w:lsdException w:name="Colorful List Accent 5" w:uiPriority="72"/>
+    <w:lsdException w:name="Colorful Grid Accent 5" w:uiPriority="73"/>
+    <w:lsdException w:name="Light Shading Accent 6" w:uiPriority="60"/>
+    <w:lsdException w:name="Light List Accent 6" w:uiPriority="61"/>
+    <w:lsdException w:name="Light Grid Accent 6" w:uiPriority="62"/>
+    <w:lsdException w:name="Medium Shading 1 Accent 6" w:uiPriority="63"/>
+    <w:lsdException w:name="Medium Shading 2 Accent 6" w:uiPriority="64"/>
+    <w:lsdException w:name="Medium List 1 Accent 6" w:uiPriority="65"/>
+    <w:lsdException w:name="Medium List 2 Accent 6" w:uiPriority="66"/>
+    <w:lsdException w:name="Medium Grid 1 Accent 6" w:uiPriority="67"/>
+    <w:lsdException w:name="Medium Grid 2 Accent 6" w:uiPriority="68"/>
+    <w:lsdException w:name="Medium Grid 3 Accent 6" w:uiPriority="69"/>
+    <w:lsdException w:name="Dark List Accent 6" w:uiPriority="70"/>
+    <w:lsdException w:name="Colorful Shading Accent 6" w:uiPriority="71"/>
+    <w:lsdException w:name="Colorful List Accent 6" w:uiPriority="72"/>
+    <w:lsdException w:name="Colorful Grid Accent 6" w:uiPriority="73"/>
+    <w:lsdException w:name="Subtle Emphasis" w:uiPriority="19" w:qFormat="1"/>
+    <w:lsdException w:name="Intense Emphasis" w:uiPriority="21" w:qFormat="1"/>
+    <w:lsdException w:name="Subtle Reference" w:uiPriority="31" w:qFormat="1"/>
+    <w:lsdException w:name="Intense Reference" w:uiPriority="32" w:qFormat="1"/>
+    <w:lsdException w:name="Book Title" w:uiPriority="33" w:qFormat="1"/>
+    <w:lsdException w:name="Bibliography" w:semiHidden="1" w:uiPriority="37" w:unhideWhenUsed="1"/>
+    <w:lsdException w:name="TOC Heading" w:semiHidden="1" w:uiPriority="39" w:unhideWhenUsed="1" w:qFormat="1"/>
+    <w:lsdException w:name="Plain Table 1" w:uiPriority="41"/>
+    <w:lsdException w:name="Plain Table 2" w:uiPriority="42"/>
+    <w:lsdException w:name="Plain Table 3" w:uiPriority="43"/>
+    <w:lsdException w:name="Plain Table 4" w:uiPriority="44"/>
+    <w:lsdException w:name="Plain Table 5" w:uiPriority="45"/>
+    <w:lsdException w:name="Grid Table Light" w:uiPriority="40"/>
+    <w:lsdException w:name="Grid Table 1 Light" w:uiPriority="46"/>
+    <w:lsdException w:name="Grid Table 2" w:uiPriority="47"/>
+    <w:lsdException w:name="Grid Table 3" w:uiPriority="48"/>
+    <w:lsdException w:name="Grid Table 4" w:uiPriority="49"/>
+    <w:lsdException w:name="Grid Table 5 Dark" w:uiPriority="50"/>
+    <w:lsdException w:name="Grid Table 6 Colorful" w:uiPriority="51"/>
+    <w:lsdException w:name="Grid Table 7 Colorful" w:uiPriority="52"/>
+    <w:lsdException w:name="Grid Table 1 Light Accent 1" w:uiPriority="46"/>
+    <w:lsdException w:name="Grid Table 2 Accent 1" w:uiPriority="47"/>
+    <w:lsdException w:name="Grid Table 3 Accent 1" w:uiPriority="48"/>
+    <w:lsdException w:name="Grid Table 4 Accent 1" w:uiPriority="49"/>
+    <w:lsdException w:name="Grid Table 5 Dark Accent 1" w:uiPriority="50"/>
+    <w:lsdException w:name="Grid Table 6 Colorful Accent 1" w:uiPriority="51"/>
+    <w:lsdException w:name="Grid Table 7 Colorful Accent 1" w:uiPriority="52"/>
+    <w:lsdException w:name="Grid Table 1 Light Accent 2" w:uiPriority="46"/>
+    <w:lsdException w:name="Grid Table 2 Accent 2" w:uiPriority="47"/>
+    <w:lsdException w:name="Grid Table 3 Accent 2" w:uiPriority="48"/>
+    <w:lsdException w:name="Grid Table 4 Accent 2" w:uiPriority="49"/>
+    <w:lsdException w:name="Grid Table 5 Dark Accent 2" w:uiPriority="50"/>
+    <w:lsdException w:name="Grid Table 6 Colorful Accent 2" w:uiPriority="51"/>
+    <w:lsdException w:name="Grid Table 7 Colorful Accent 2" w:uiPriority="52"/>
+    <w:lsdException w:name="Grid Table 1 Light Accent 3" w:uiPriority="46"/>
+    <w:lsdException w:name="Grid Table 2 Accent 3" w:uiPriority="47"/>
+    <w:lsdException w:name="Grid Table 3 Accent 3" w:uiPriority="48"/>
+    <w:lsdException w:name="Grid Table 4 Accent 3" w:uiPriority="49"/>
+    <w:lsdException w:name="Grid Table 5 Dark Accent 3" w:uiPriority="50"/>
+    <w:lsdException w:name="Grid Table 6 Colorful Accent 3" w:uiPriority="51"/>
+    <w:lsdException w:name="Grid Table 7 Colorful Accent 3" w:uiPriority="52"/>
+    <w:lsdException w:name="Grid Table 1 Light Accent 4" w:uiPriority="46"/>
+    <w:lsdException w:name="Grid Table 2 Accent 4" w:uiPriority="47"/>
+    <w:lsdException w:name="Grid Table 3 Accent 4" w:uiPriority="48"/>
+    <w:lsdException w:name="Grid Table 4 Accent 4" w:uiPriority="49"/>
+    <w:lsdException w:name="Grid Table 5 Dark Accent 4" w:uiPriority="50"/>
+    <w:lsdException w:name="Grid Table 6 Colorful Accent 4" w:uiPriority="51"/>
+    <w:lsdException w:name="Grid Table 7 Colorful Accent 4" w:uiPriority="52"/>
+    <w:lsdException w:name="Grid Table 1 Light Accent 5" w:uiPriority="46"/>
+    <w:lsdException w:name="Grid Table 2 Accent 5" w:uiPriority="47"/>
+    <w:lsdException w:name="Grid Table 3 Accent 5" w:uiPriority="48"/>
+    <w:lsdException w:name="Grid Table 4 Accent 5" w:uiPriority="49"/>
+    <w:lsdException w:name="Grid Table 5 Dark Accent 5" w:uiPriority="50"/>
+    <w:lsdException w:name="Grid Table 6 Colorful Accent 5" w:uiPriority="51"/>
+    <w:lsdException w:name="Grid Table 7 Colorful Accent 5" w:uiPriority="52"/>
+    <w:lsdException w:name="Grid Table 1 Light Accent 6" w:uiPriority="46"/>
+    <w:lsdException w:name="Grid Table 2 Accent 6" w:uiPriority="47"/>
+    <w:lsdException w:name="Grid Table 3 Accent 6" w:uiPriority="48"/>
+    <w:lsdException w:name="Grid Table 4 Accent 6" w:uiPriority="49"/>
+    <w:lsdException w:name="Grid Table 5 Dark Accent 6" w:uiPriority="50"/>
+    <w:lsdException w:name="Grid Table 6 Colorful Accent 6" w:uiPriority="51"/>
+    <w:lsdException w:name="Grid Table 7 Colorful Accent 6" w:uiPriority="52"/>
+    <w:lsdException w:name="List Table 1 Light" w:uiPriority="46"/>
+    <w:lsdException w:name="List Table 2" w:uiPriority="47"/>
+    <w:lsdException w:name="List Table 3" w:uiPriority="48"/>
+    <w:lsdException w:name="List Table 4" w:uiPriority="49"/>
+    <w:lsdException w:name="List Table 5 Dark" w:uiPriority="50"/>
+    <w:lsdException w:name="List Table 6 Colorful" w:uiPriority="51"/>
+    <w:lsdException w:name="List Table 7 Colorful" w:uiPriority="52"/>
+    <w:lsdException w:name="List Table 1 Light Accent 1" w:uiPriority="46"/>
+    <w:lsdException w:name="List Table 2 Accent 1" w:uiPriority="47"/>
+    <w:lsdException w:name="List Table 3 Accent 1" w:uiPriority="48"/>
+    <w:lsdException w:name="List Table 4 Accent 1" w:uiPriority="49"/>
+    <w:lsdException w:name="List Table 5 Dark Accent 1" w:uiPriority="50"/>
+    <w:lsdException w:name="List Table 6 Colorful Accent 1" w:uiPriority="51"/>
+    <w:lsdException w:name="List Table 7 Colorful Accent 1" w:uiPriority="52"/>
+    <w:lsdException w:name="List Table 1 Light Accent 2" w:uiPriority="46"/>
+    <w:lsdException w:name="List Table 2 Accent 2" w:uiPriority="47"/>
+    <w:lsdException w:name="List Table 3 Accent 2" w:uiPriority="48"/>
+    <w:lsdException w:name="List Table 4 Accent 2" w:uiPriority="49"/>
+    <w:lsdException w:name="List Table 5 Dark Accent 2" w:uiPriority="50"/>
+    <w:lsdException w:name="List Table 6 Colorful Accent 2" w:uiPriority="51"/>
+    <w:lsdException w:name="List Table 7 Colorful Accent 2" w:uiPriority="52"/>
+    <w:lsdException w:name="List Table 1 Light Accent 3" w:uiPriority="46"/>
+    <w:lsdException w:name="List Table 2 Accent 3" w:uiPriority="47"/>
+    <w:lsdException w:name="List Table 3 Accent 3" w:uiPriority="48"/>
+    <w:lsdException w:name="List Table 4 Accent 3" w:uiPriority="49"/>
+    <w:lsdException w:name="List Table 5 Dark Accent 3" w:uiPriority="50"/>
+    <w:lsdException w:name="List Table 6 Colorful Accent 3" w:uiPriority="51"/>
+    <w:lsdException w:name="List Table 7 Colorful Accent 3" w:uiPriority="52"/>
+    <w:lsdException w:name="List Table 1 Light Accent 4" w:uiPriority="46"/>
+    <w:lsdException w:name="List Table 2 Accent 4" w:uiPriority="47"/>
+    <w:lsdException w:name="List Table 3 Accent 4" w:uiPriority="48"/>
+    <w:lsdException w:name="List Table 4 Accent 4" w:uiPriority="49"/>
+    <w:lsdException w:name="List Table 5 Dark Accent 4" w:uiPriority="50"/>
+    <w:lsdException w:name="List Table 6 Colorful Accent 4" w:uiPriority="51"/>
+    <w:lsdException w:name="List Table 7 Colorful Accent 4" w:uiPriority="52"/>
+    <w:lsdException w:name="List Table 1 Light Accent 5" w:uiPriority="46"/>
+    <w:lsdException w:name="List Table 2 Accent 5" w:uiPriority="47"/>
+    <w:lsdException w:name="List Table 3 Accent 5" w:uiPriority="48"/>
+    <w:lsdException w:name="List Table 4 Accent 5" w:uiPriority="49"/>
+    <w:lsdException w:name="List Table 5 Dark Accent 5" w:uiPriority="50"/>
+    <w:lsdException w:name="List Table 6 Colorful Accent 5" w:uiPriority="51"/>
+    <w:lsdException w:name="List Table 7 Colorful Accent 5" w:uiPriority="52"/>
+    <w:lsdException w:name="List Table 1 Light Accent 6" w:uiPriority="46"/>
+    <w:lsdException w:name="List Table 2 Accent 6" w:uiPriority="47"/>
+    <w:lsdException w:name="List Table 3 Accent 6" w:uiPriority="48"/>
+    <w:lsdException w:name="List Table 4 Accent 6" w:uiPriority="49"/>
+    <w:lsdException w:name="List Table 5 Dark Accent 6" w:uiPriority="50"/>
+    <w:lsdException w:name="List Table 6 Colorful Accent 6" w:uiPriority="51"/>
+    <w:lsdException w:name="List Table 7 Colorful Accent 6" w:uiPriority="52"/>
+    <w:lsdException w:name="Mention" w:semiHidden="1" w:unhideWhenUsed="1"/>
+    <w:lsdException w:name="Smart Hyperlink" w:semiHidden="1" w:unhideWhenUsed="1"/>
+    <w:lsdException w:name="Hashtag" w:semiHidden="1" w:unhideWhenUsed="1"/>
+    <w:lsdException w:name="Unresolved Mention" w:semiHidden="1" w:unhideWhenUsed="1"/>
+    <w:lsdException w:name="Smart Link" w:semiHidden="1" w:unhideWhenUsed="1"/>
+  </w:latentStyles>
+  <w:style w:type="paragraph" w:default="1" w:styleId="Normal">
     <w:name w:val="Normal"/>
-    <w:next w:val="Normal"/>
-    <w:pPr/>
+    <w:qFormat/>
     <w:rPr>
       <w:sz w:val="24"/>
       <w:szCs w:val="24"/>
-      <w:lang w:val="en-US" w:eastAsia="en-US" w:bidi="ar-SA"/>
     </w:rPr>
   </w:style>
-  <w:style w:type="character" w:styleId="Default Paragraph Font" w:default="1">
+  <w:style w:type="character" w:default="1" w:styleId="DefaultParagraphFont">
     <w:name w:val="Default Paragraph Font"/>
-    <w:next w:val="Default Paragraph Font"/>
+    <w:uiPriority w:val="1"/>
+    <w:semiHidden/>
+    <w:unhideWhenUsed/>
+  </w:style>
+  <w:style w:type="table" w:default="1" w:styleId="TableNormal">
+    <w:name w:val="Normal Table"/>
+    <w:uiPriority w:val="99"/>
+    <w:semiHidden/>
+    <w:unhideWhenUsed/>
+    <w:tblPr>
+      <w:tblInd w:w="0" w:type="dxa"/>
+      <w:tblCellMar>
+        <w:top w:w="0" w:type="dxa"/>
+        <w:left w:w="108" w:type="dxa"/>
+        <w:bottom w:w="0" w:type="dxa"/>
+        <w:right w:w="108" w:type="dxa"/>
+      </w:tblCellMar>
+    </w:tblPr>
+  </w:style>
+  <w:style w:type="numbering" w:default="1" w:styleId="NoList">
+    <w:name w:val="No List"/>
+    <w:uiPriority w:val="99"/>
+    <w:semiHidden/>
+    <w:unhideWhenUsed/>
   </w:style>
   <w:style w:type="character" w:styleId="Hyperlink">
     <w:name w:val="Hyperlink"/>
@@ -1818,103 +2191,45 @@
       <w:u w:val="single"/>
     </w:rPr>
   </w:style>
-  <w:style w:type="table" w:styleId="Table Normal" w:default="1">
-    <w:name w:val="Table Normal"/>
-    <w:next w:val="Table Normal"/>
-    <w:pPr/>
-    <w:tblPr>
-      <w:tblInd w:w="0" w:type="dxa"/>
-    </w:tblPr>
-    <w:trPr/>
-    <w:tcPr/>
-    <w:tblStylePr w:type="firstRow"/>
-    <w:tblStylePr w:type="lastRow"/>
-    <w:tblStylePr w:type="firstCol"/>
-    <w:tblStylePr w:type="lastCol"/>
-    <w:tblStylePr w:type="band1Vert"/>
-    <w:tblStylePr w:type="band2Vert"/>
-    <w:tblStylePr w:type="band1Horz"/>
-    <w:tblStylePr w:type="band2Horz"/>
-    <w:tblStylePr w:type="neCell"/>
-    <w:tblStylePr w:type="nwCell"/>
-    <w:tblStylePr w:type="seCell"/>
-    <w:tblStylePr w:type="swCell"/>
-  </w:style>
-  <w:style w:type="numbering" w:styleId="No List" w:default="1">
-    <w:name w:val="No List"/>
-    <w:next w:val="No List"/>
-    <w:pPr/>
-  </w:style>
-  <w:style w:type="paragraph" w:styleId="Default">
+  <w:style w:type="paragraph" w:customStyle="1" w:styleId="Default">
     <w:name w:val="Default"/>
-    <w:next w:val="Default"/>
     <w:pPr>
-      <w:keepNext w:val="0"/>
-      <w:keepLines w:val="0"/>
-      <w:pageBreakBefore w:val="0"/>
-      <w:widowControl w:val="1"/>
-      <w:shd w:val="clear" w:color="auto" w:fill="auto"/>
-      <w:suppressAutoHyphens w:val="0"/>
-      <w:bidi w:val="0"/>
-      <w:spacing w:before="160" w:after="0" w:line="288" w:lineRule="auto"/>
-      <w:ind w:left="0" w:right="0" w:firstLine="0"/>
-      <w:jc w:val="left"/>
-      <w:outlineLvl w:val="9"/>
+      <w:spacing w:before="160" w:line="288" w:lineRule="auto"/>
     </w:pPr>
     <w:rPr>
-      <w:rFonts w:ascii="Helvetica Neue" w:hAnsi="Helvetica Neue" w:eastAsia="Arial Unicode MS" w:cs="Arial Unicode MS"/>
-      <w:b w:val="0"/>
-      <w:bCs w:val="0"/>
-      <w:i w:val="0"/>
-      <w:iCs w:val="0"/>
-      <w:caps w:val="0"/>
-      <w:smallCaps w:val="0"/>
-      <w:strike w:val="0"/>
-      <w:dstrike w:val="0"/>
-      <w:outline w:val="0"/>
+      <w:rFonts w:ascii="Helvetica Neue" w:hAnsi="Helvetica Neue" w:cs="Arial Unicode MS"/>
       <w:color w:val="000000"/>
-      <w:spacing w:val="0"/>
-      <w:kern w:val="0"/>
-      <w:position w:val="0"/>
       <w:sz w:val="24"/>
       <w:szCs w:val="24"/>
-      <w:u w:val="none"/>
-      <w:shd w:val="nil" w:color="auto" w:fill="auto"/>
-      <w:vertAlign w:val="baseline"/>
-      <w:lang w:val="en-US"/>
-      <w14:textOutline>
+      <w14:textOutline w14:w="0" w14:cap="flat" w14:cmpd="sng" w14:algn="ctr">
         <w14:noFill/>
+        <w14:prstDash w14:val="solid"/>
+        <w14:bevel/>
       </w14:textOutline>
-      <w14:textFill>
-        <w14:solidFill>
-          <w14:srgbClr w14:val="000000"/>
-        </w14:solidFill>
-      </w14:textFill>
     </w:rPr>
   </w:style>
-  <w:style w:type="character" w:styleId="Hyperlink.0">
+  <w:style w:type="character" w:customStyle="1" w:styleId="Hyperlink0">
     <w:name w:val="Hyperlink.0"/>
     <w:basedOn w:val="Hyperlink"/>
-    <w:next w:val="Hyperlink.0"/>
     <w:rPr>
       <w:u w:val="single"/>
     </w:rPr>
   </w:style>
-  <w:style xmlns:w14="http://schemas.microsoft.com/office/word/2010/wordml" xmlns:mc="http://schemas.openxmlformats.org/markup-compatibility/2006" xmlns:w="http://schemas.openxmlformats.org/wordprocessingml/2006/main" w:type="paragraph" w:styleId="ListParagraph" mc:Ignorable="w14">
-    <w:name xmlns:w="http://schemas.openxmlformats.org/wordprocessingml/2006/main" w:val="List Paragraph"/>
-    <w:basedOn xmlns:w="http://schemas.openxmlformats.org/wordprocessingml/2006/main" w:val="Normal"/>
-    <w:uiPriority xmlns:w="http://schemas.openxmlformats.org/wordprocessingml/2006/main" w:val="34"/>
-    <w:qFormat xmlns:w="http://schemas.openxmlformats.org/wordprocessingml/2006/main"/>
-    <w:pPr xmlns:w="http://schemas.openxmlformats.org/wordprocessingml/2006/main">
-      <w:ind xmlns:w="http://schemas.openxmlformats.org/wordprocessingml/2006/main" w:left="720"/>
-      <w:contextualSpacing xmlns:w="http://schemas.openxmlformats.org/wordprocessingml/2006/main"/>
+  <w:style w:type="paragraph" w:styleId="ListParagraph">
+    <w:name w:val="List Paragraph"/>
+    <w:basedOn w:val="Normal"/>
+    <w:uiPriority w:val="34"/>
+    <w:qFormat/>
+    <w:pPr>
+      <w:ind w:left="720"/>
+      <w:contextualSpacing/>
     </w:pPr>
   </w:style>
 </w:styles>
 </file>
 
 <file path=word/theme/theme1.xml><?xml version="1.0" encoding="utf-8"?>
-<a:theme xmlns:a="http://schemas.openxmlformats.org/drawingml/2006/main" xmlns:r="http://schemas.openxmlformats.org/officeDocument/2006/relationships" name="Blank">
+<a:theme xmlns:a="http://schemas.openxmlformats.org/drawingml/2006/main" name="Blank">
   <a:themeElements>
     <a:clrScheme name="Blank">
       <a:dk1>
@@ -2113,7 +2428,7 @@
         <a:effectLst/>
         <a:sp3d/>
       </a:spPr>
-      <a:bodyPr rot="0" spcFirstLastPara="1" vertOverflow="overflow" horzOverflow="overflow" vert="horz" wrap="square" lIns="50800" tIns="50800" rIns="50800" bIns="50800" numCol="1" spcCol="38100" rtlCol="0" anchor="ctr" upright="0">
+      <a:bodyPr rot="0" spcFirstLastPara="1" vertOverflow="overflow" horzOverflow="overflow" vert="horz" wrap="square" lIns="50800" tIns="50800" rIns="50800" bIns="50800" numCol="1" spcCol="38100" rtlCol="0" anchor="ctr">
         <a:spAutoFit/>
       </a:bodyPr>
       <a:lstStyle>
@@ -2383,9 +2698,15 @@
         </a:lvl9pPr>
       </a:lstStyle>
       <a:style>
-        <a:lnRef idx="0"/>
-        <a:fillRef idx="0"/>
-        <a:effectRef idx="0"/>
+        <a:lnRef idx="0">
+          <a:scrgbClr r="0" g="0" b="0"/>
+        </a:lnRef>
+        <a:fillRef idx="0">
+          <a:scrgbClr r="0" g="0" b="0"/>
+        </a:fillRef>
+        <a:effectRef idx="0">
+          <a:scrgbClr r="0" g="0" b="0"/>
+        </a:effectRef>
         <a:fontRef idx="none"/>
       </a:style>
     </a:spDef>
@@ -2402,7 +2723,7 @@
         <a:effectLst/>
         <a:sp3d/>
       </a:spPr>
-      <a:bodyPr rot="0" spcFirstLastPara="1" vertOverflow="overflow" horzOverflow="overflow" vert="horz" wrap="square" lIns="91439" tIns="45719" rIns="91439" bIns="45719" numCol="1" spcCol="38100" rtlCol="0" anchor="t" upright="0">
+      <a:bodyPr rot="0" spcFirstLastPara="1" vertOverflow="overflow" horzOverflow="overflow" vert="horz" wrap="square" lIns="91439" tIns="45719" rIns="91439" bIns="45719" numCol="1" spcCol="38100" rtlCol="0" anchor="t">
         <a:noAutofit/>
       </a:bodyPr>
       <a:lstStyle>
@@ -2668,9 +2989,15 @@
         </a:lvl9pPr>
       </a:lstStyle>
       <a:style>
-        <a:lnRef idx="0"/>
-        <a:fillRef idx="0"/>
-        <a:effectRef idx="0"/>
+        <a:lnRef idx="0">
+          <a:scrgbClr r="0" g="0" b="0"/>
+        </a:lnRef>
+        <a:fillRef idx="0">
+          <a:scrgbClr r="0" g="0" b="0"/>
+        </a:fillRef>
+        <a:effectRef idx="0">
+          <a:scrgbClr r="0" g="0" b="0"/>
+        </a:effectRef>
         <a:fontRef idx="none"/>
       </a:style>
     </a:lnDef>
@@ -2684,7 +3011,7 @@
         <a:effectLst/>
         <a:sp3d/>
       </a:spPr>
-      <a:bodyPr rot="0" spcFirstLastPara="1" vertOverflow="overflow" horzOverflow="overflow" vert="horz" wrap="square" lIns="50800" tIns="50800" rIns="50800" bIns="50800" numCol="1" spcCol="38100" rtlCol="0" anchor="t" upright="0">
+      <a:bodyPr rot="0" spcFirstLastPara="1" vertOverflow="overflow" horzOverflow="overflow" vert="horz" wrap="square" lIns="50800" tIns="50800" rIns="50800" bIns="50800" numCol="1" spcCol="38100" rtlCol="0" anchor="t">
         <a:spAutoFit/>
       </a:bodyPr>
       <a:lstStyle>
@@ -2954,13 +3281,20 @@
         </a:lvl9pPr>
       </a:lstStyle>
       <a:style>
-        <a:lnRef idx="0"/>
-        <a:fillRef idx="0"/>
-        <a:effectRef idx="0"/>
+        <a:lnRef idx="0">
+          <a:scrgbClr r="0" g="0" b="0"/>
+        </a:lnRef>
+        <a:fillRef idx="0">
+          <a:scrgbClr r="0" g="0" b="0"/>
+        </a:fillRef>
+        <a:effectRef idx="0">
+          <a:scrgbClr r="0" g="0" b="0"/>
+        </a:effectRef>
         <a:fontRef idx="none"/>
       </a:style>
     </a:txDef>
   </a:objectDefaults>
+  <a:extraClrSchemeLst/>
 </a:theme>
 </file>
 
@@ -3180,13 +3514,39 @@
 </file>
 
 <file path=customXml/itemProps1.xml><?xml version="1.0" encoding="utf-8"?>
-<ds:datastoreItem xmlns:ds="http://schemas.openxmlformats.org/officeDocument/2006/customXml" ds:itemID="{5CCC316A-0A9A-48D2-91AF-BE22749D0961}"/>
+<ds:datastoreItem xmlns:ds="http://schemas.openxmlformats.org/officeDocument/2006/customXml" ds:itemID="{5CCC316A-0A9A-48D2-91AF-BE22749D0961}">
+  <ds:schemaRefs>
+    <ds:schemaRef ds:uri="http://schemas.microsoft.com/office/2006/metadata/contentType"/>
+    <ds:schemaRef ds:uri="http://schemas.microsoft.com/office/2006/metadata/properties/metaAttributes"/>
+    <ds:schemaRef ds:uri="http://www.w3.org/2001/XMLSchema"/>
+    <ds:schemaRef ds:uri="http://schemas.microsoft.com/office/2006/metadata/properties"/>
+    <ds:schemaRef ds:uri="40915466-697b-4597-97a8-8ce3ba18083c"/>
+    <ds:schemaRef ds:uri="ce5264cd-2933-4f1d-9ccf-564f0c8f34c0"/>
+    <ds:schemaRef ds:uri="http://schemas.microsoft.com/office/2006/documentManagement/types"/>
+    <ds:schemaRef ds:uri="http://schemas.microsoft.com/office/infopath/2007/PartnerControls"/>
+    <ds:schemaRef ds:uri="http://schemas.openxmlformats.org/package/2006/metadata/core-properties"/>
+    <ds:schemaRef ds:uri="http://purl.org/dc/elements/1.1/"/>
+    <ds:schemaRef ds:uri="http://purl.org/dc/terms/"/>
+    <ds:schemaRef ds:uri="http://schemas.microsoft.com/internal/obd"/>
+  </ds:schemaRefs>
+</ds:datastoreItem>
 </file>
 
 <file path=customXml/itemProps2.xml><?xml version="1.0" encoding="utf-8"?>
-<ds:datastoreItem xmlns:ds="http://schemas.openxmlformats.org/officeDocument/2006/customXml" ds:itemID="{875D75E4-0B1C-4752-928E-DC0C136FD31F}"/>
+<ds:datastoreItem xmlns:ds="http://schemas.openxmlformats.org/officeDocument/2006/customXml" ds:itemID="{875D75E4-0B1C-4752-928E-DC0C136FD31F}">
+  <ds:schemaRefs>
+    <ds:schemaRef ds:uri="http://schemas.microsoft.com/sharepoint/v3/contenttype/forms"/>
+  </ds:schemaRefs>
+</ds:datastoreItem>
 </file>
 
 <file path=customXml/itemProps3.xml><?xml version="1.0" encoding="utf-8"?>
-<ds:datastoreItem xmlns:ds="http://schemas.openxmlformats.org/officeDocument/2006/customXml" ds:itemID="{B6513853-38E9-4997-A02D-48304EB862A8}"/>
+<ds:datastoreItem xmlns:ds="http://schemas.openxmlformats.org/officeDocument/2006/customXml" ds:itemID="{B6513853-38E9-4997-A02D-48304EB862A8}">
+  <ds:schemaRefs>
+    <ds:schemaRef ds:uri="http://schemas.microsoft.com/office/2006/metadata/properties"/>
+    <ds:schemaRef ds:uri="http://schemas.microsoft.com/office/infopath/2007/PartnerControls"/>
+    <ds:schemaRef ds:uri="ce5264cd-2933-4f1d-9ccf-564f0c8f34c0"/>
+    <ds:schemaRef ds:uri="40915466-697b-4597-97a8-8ce3ba18083c"/>
+  </ds:schemaRefs>
+</ds:datastoreItem>
 </file>